--- a/BinarySearchTree/day 2 - 29 sept/LCA of a BST.docx
+++ b/BinarySearchTree/day 2 - 29 sept/LCA of a BST.docx
@@ -61,6 +61,15 @@
           <w:lang w:eastAsia="en-IN"/>
           <w14:ligatures w14:val="none"/>
         </w:rPr>
+      </w:r>
+      <w:r>
+        <w:rPr>
+          <w:rFonts w:ascii="Times New Roman" w:eastAsia="Times New Roman" w:hAnsi="Times New Roman" w:cs="Times New Roman"/>
+          <w:kern w:val="0"/>
+          <w:szCs w:val="24"/>
+          <w:lang w:eastAsia="en-IN"/>
+          <w14:ligatures w14:val="none"/>
+        </w:rPr>
         <w:fldChar w:fldCharType="separate"/>
       </w:r>
       <w:r>
@@ -6574,6 +6583,2499 @@
           <w14:ligatures w14:val="none"/>
         </w:rPr>
         <w:t>.</w:t>
+      </w:r>
+    </w:p>
+    <w:p/>
+    <w:p/>
+    <w:p/>
+    <w:p/>
+    <w:p>
+      <w:pPr>
+        <w:spacing w:before="100" w:beforeAutospacing="1" w:after="100" w:afterAutospacing="1" w:line="240" w:lineRule="auto"/>
+        <w:rPr>
+          <w:rFonts w:ascii="Times New Roman" w:eastAsia="Times New Roman" w:hAnsi="Times New Roman" w:cs="Times New Roman"/>
+          <w:kern w:val="0"/>
+          <w:szCs w:val="24"/>
+          <w:lang w:eastAsia="en-IN"/>
+          <w14:ligatures w14:val="none"/>
+        </w:rPr>
+      </w:pPr>
+      <w:r>
+        <w:rPr>
+          <w:rFonts w:ascii="Times New Roman" w:eastAsia="Times New Roman" w:hAnsi="Times New Roman" w:cs="Times New Roman"/>
+          <w:kern w:val="0"/>
+          <w:szCs w:val="24"/>
+          <w:lang w:eastAsia="en-IN"/>
+          <w14:ligatures w14:val="none"/>
+        </w:rPr>
+        <w:t xml:space="preserve">For your </w:t>
+      </w:r>
+      <w:r>
+        <w:rPr>
+          <w:rFonts w:ascii="Times New Roman" w:eastAsia="Times New Roman" w:hAnsi="Times New Roman" w:cs="Times New Roman"/>
+          <w:b/>
+          <w:bCs/>
+          <w:kern w:val="0"/>
+          <w:szCs w:val="24"/>
+          <w:lang w:eastAsia="en-IN"/>
+          <w14:ligatures w14:val="none"/>
+        </w:rPr>
+        <w:t>LCA of a Binary Search Tree</w:t>
+      </w:r>
+      <w:r>
+        <w:rPr>
+          <w:rFonts w:ascii="Times New Roman" w:eastAsia="Times New Roman" w:hAnsi="Times New Roman" w:cs="Times New Roman"/>
+          <w:kern w:val="0"/>
+          <w:szCs w:val="24"/>
+          <w:lang w:eastAsia="en-IN"/>
+          <w14:ligatures w14:val="none"/>
+        </w:rPr>
+        <w:t xml:space="preserve"> code:</w:t>
+      </w:r>
+    </w:p>
+    <w:p>
+      <w:pPr>
+        <w:spacing w:before="100" w:beforeAutospacing="1" w:after="100" w:afterAutospacing="1" w:line="240" w:lineRule="auto"/>
+        <w:outlineLvl w:val="2"/>
+        <w:rPr>
+          <w:rFonts w:ascii="Times New Roman" w:eastAsia="Times New Roman" w:hAnsi="Times New Roman" w:cs="Times New Roman"/>
+          <w:b/>
+          <w:bCs/>
+          <w:kern w:val="0"/>
+          <w:sz w:val="27"/>
+          <w:szCs w:val="27"/>
+          <w:lang w:eastAsia="en-IN"/>
+          <w14:ligatures w14:val="none"/>
+        </w:rPr>
+      </w:pPr>
+      <w:r>
+        <w:rPr>
+          <w:rFonts w:ascii="Times New Roman" w:eastAsia="Times New Roman" w:hAnsi="Times New Roman" w:cs="Times New Roman"/>
+          <w:b/>
+          <w:bCs/>
+          <w:kern w:val="0"/>
+          <w:sz w:val="27"/>
+          <w:szCs w:val="27"/>
+          <w:lang w:eastAsia="en-IN"/>
+          <w14:ligatures w14:val="none"/>
+        </w:rPr>
+        <w:t>Time Complexity: O(h)</w:t>
+      </w:r>
+    </w:p>
+    <w:p>
+      <w:pPr>
+        <w:spacing w:before="100" w:beforeAutospacing="1" w:after="100" w:afterAutospacing="1" w:line="240" w:lineRule="auto"/>
+        <w:rPr>
+          <w:rFonts w:ascii="Times New Roman" w:eastAsia="Times New Roman" w:hAnsi="Times New Roman" w:cs="Times New Roman"/>
+          <w:kern w:val="0"/>
+          <w:szCs w:val="24"/>
+          <w:lang w:eastAsia="en-IN"/>
+          <w14:ligatures w14:val="none"/>
+        </w:rPr>
+      </w:pPr>
+      <w:r>
+        <w:rPr>
+          <w:rFonts w:ascii="Times New Roman" w:eastAsia="Times New Roman" w:hAnsi="Times New Roman" w:cs="Times New Roman"/>
+          <w:kern w:val="0"/>
+          <w:szCs w:val="24"/>
+          <w:lang w:eastAsia="en-IN"/>
+          <w14:ligatures w14:val="none"/>
+        </w:rPr>
+        <w:t xml:space="preserve">where </w:t>
+      </w:r>
+      <w:r>
+        <w:rPr>
+          <w:rFonts w:ascii="Courier New" w:eastAsia="Times New Roman" w:hAnsi="Courier New" w:cs="Courier New"/>
+          <w:kern w:val="0"/>
+          <w:sz w:val="20"/>
+          <w:szCs w:val="20"/>
+          <w:lang w:eastAsia="en-IN"/>
+          <w14:ligatures w14:val="none"/>
+        </w:rPr>
+        <w:t>h</w:t>
+      </w:r>
+      <w:r>
+        <w:rPr>
+          <w:rFonts w:ascii="Times New Roman" w:eastAsia="Times New Roman" w:hAnsi="Times New Roman" w:cs="Times New Roman"/>
+          <w:kern w:val="0"/>
+          <w:szCs w:val="24"/>
+          <w:lang w:eastAsia="en-IN"/>
+          <w14:ligatures w14:val="none"/>
+        </w:rPr>
+        <w:t xml:space="preserve"> = height of the BST.</w:t>
+      </w:r>
+    </w:p>
+    <w:p>
+      <w:pPr>
+        <w:spacing w:before="100" w:beforeAutospacing="1" w:after="100" w:afterAutospacing="1" w:line="240" w:lineRule="auto"/>
+        <w:rPr>
+          <w:rFonts w:ascii="Times New Roman" w:eastAsia="Times New Roman" w:hAnsi="Times New Roman" w:cs="Times New Roman"/>
+          <w:kern w:val="0"/>
+          <w:szCs w:val="24"/>
+          <w:lang w:eastAsia="en-IN"/>
+          <w14:ligatures w14:val="none"/>
+        </w:rPr>
+      </w:pPr>
+      <w:r>
+        <w:rPr>
+          <w:rFonts w:ascii="Times New Roman" w:eastAsia="Times New Roman" w:hAnsi="Times New Roman" w:cs="Times New Roman"/>
+          <w:kern w:val="0"/>
+          <w:szCs w:val="24"/>
+          <w:lang w:eastAsia="en-IN"/>
+          <w14:ligatures w14:val="none"/>
+        </w:rPr>
+        <w:t>Why?</w:t>
+      </w:r>
+    </w:p>
+    <w:p>
+      <w:pPr>
+        <w:spacing w:before="100" w:beforeAutospacing="1" w:after="100" w:afterAutospacing="1" w:line="240" w:lineRule="auto"/>
+        <w:rPr>
+          <w:rFonts w:ascii="Times New Roman" w:eastAsia="Times New Roman" w:hAnsi="Times New Roman" w:cs="Times New Roman"/>
+          <w:kern w:val="0"/>
+          <w:szCs w:val="24"/>
+          <w:lang w:eastAsia="en-IN"/>
+          <w14:ligatures w14:val="none"/>
+        </w:rPr>
+      </w:pPr>
+      <w:r>
+        <w:rPr>
+          <w:rFonts w:ascii="Times New Roman" w:eastAsia="Times New Roman" w:hAnsi="Times New Roman" w:cs="Times New Roman"/>
+          <w:kern w:val="0"/>
+          <w:szCs w:val="24"/>
+          <w:lang w:eastAsia="en-IN"/>
+          <w14:ligatures w14:val="none"/>
+        </w:rPr>
+        <w:t xml:space="preserve">At every step, we go to </w:t>
+      </w:r>
+      <w:r>
+        <w:rPr>
+          <w:rFonts w:ascii="Times New Roman" w:eastAsia="Times New Roman" w:hAnsi="Times New Roman" w:cs="Times New Roman"/>
+          <w:b/>
+          <w:bCs/>
+          <w:kern w:val="0"/>
+          <w:szCs w:val="24"/>
+          <w:lang w:eastAsia="en-IN"/>
+          <w14:ligatures w14:val="none"/>
+        </w:rPr>
+        <w:t>only one subtree</w:t>
+      </w:r>
+      <w:r>
+        <w:rPr>
+          <w:rFonts w:ascii="Times New Roman" w:eastAsia="Times New Roman" w:hAnsi="Times New Roman" w:cs="Times New Roman"/>
+          <w:kern w:val="0"/>
+          <w:szCs w:val="24"/>
+          <w:lang w:eastAsia="en-IN"/>
+          <w14:ligatures w14:val="none"/>
+        </w:rPr>
+        <w:t>:</w:t>
+      </w:r>
+    </w:p>
+    <w:p>
+      <w:pPr>
+        <w:tabs>
+          <w:tab w:val="left" w:pos="916"/>
+          <w:tab w:val="left" w:pos="1832"/>
+          <w:tab w:val="left" w:pos="2748"/>
+          <w:tab w:val="left" w:pos="3664"/>
+          <w:tab w:val="left" w:pos="4580"/>
+          <w:tab w:val="left" w:pos="5496"/>
+          <w:tab w:val="left" w:pos="6412"/>
+          <w:tab w:val="left" w:pos="7328"/>
+          <w:tab w:val="left" w:pos="8244"/>
+          <w:tab w:val="left" w:pos="9160"/>
+          <w:tab w:val="left" w:pos="10076"/>
+          <w:tab w:val="left" w:pos="10992"/>
+          <w:tab w:val="left" w:pos="11908"/>
+          <w:tab w:val="left" w:pos="12824"/>
+          <w:tab w:val="left" w:pos="13740"/>
+          <w:tab w:val="left" w:pos="14656"/>
+        </w:tabs>
+        <w:spacing w:after="0" w:line="240" w:lineRule="auto"/>
+        <w:rPr>
+          <w:rFonts w:ascii="Courier New" w:eastAsia="Times New Roman" w:hAnsi="Courier New" w:cs="Courier New"/>
+          <w:kern w:val="0"/>
+          <w:sz w:val="20"/>
+          <w:szCs w:val="20"/>
+          <w:lang w:eastAsia="en-IN"/>
+          <w14:ligatures w14:val="none"/>
+        </w:rPr>
+      </w:pPr>
+      <w:r>
+        <w:rPr>
+          <w:rFonts w:ascii="Courier New" w:eastAsia="Times New Roman" w:hAnsi="Courier New" w:cs="Courier New"/>
+          <w:kern w:val="0"/>
+          <w:sz w:val="20"/>
+          <w:szCs w:val="20"/>
+          <w:lang w:eastAsia="en-IN"/>
+          <w14:ligatures w14:val="none"/>
+        </w:rPr>
+        <w:t xml:space="preserve">return </w:t>
+      </w:r>
+      <w:proofErr w:type="spellStart"/>
+      <w:proofErr w:type="gramStart"/>
+      <w:r>
+        <w:rPr>
+          <w:rFonts w:ascii="Courier New" w:eastAsia="Times New Roman" w:hAnsi="Courier New" w:cs="Courier New"/>
+          <w:kern w:val="0"/>
+          <w:sz w:val="20"/>
+          <w:szCs w:val="20"/>
+          <w:lang w:eastAsia="en-IN"/>
+          <w14:ligatures w14:val="none"/>
+        </w:rPr>
+        <w:t>lowestCommonAncestor</w:t>
+      </w:r>
+      <w:proofErr w:type="spellEnd"/>
+      <w:r>
+        <w:rPr>
+          <w:rFonts w:ascii="Courier New" w:eastAsia="Times New Roman" w:hAnsi="Courier New" w:cs="Courier New"/>
+          <w:kern w:val="0"/>
+          <w:sz w:val="20"/>
+          <w:szCs w:val="20"/>
+          <w:lang w:eastAsia="en-IN"/>
+          <w14:ligatures w14:val="none"/>
+        </w:rPr>
+        <w:t>(</w:t>
+      </w:r>
+      <w:proofErr w:type="spellStart"/>
+      <w:r>
+        <w:rPr>
+          <w:rFonts w:ascii="Courier New" w:eastAsia="Times New Roman" w:hAnsi="Courier New" w:cs="Courier New"/>
+          <w:kern w:val="0"/>
+          <w:sz w:val="20"/>
+          <w:szCs w:val="20"/>
+          <w:lang w:eastAsia="en-IN"/>
+          <w14:ligatures w14:val="none"/>
+        </w:rPr>
+        <w:t>root.right</w:t>
+      </w:r>
+      <w:proofErr w:type="spellEnd"/>
+      <w:proofErr w:type="gramEnd"/>
+      <w:r>
+        <w:rPr>
+          <w:rFonts w:ascii="Courier New" w:eastAsia="Times New Roman" w:hAnsi="Courier New" w:cs="Courier New"/>
+          <w:kern w:val="0"/>
+          <w:sz w:val="20"/>
+          <w:szCs w:val="20"/>
+          <w:lang w:eastAsia="en-IN"/>
+          <w14:ligatures w14:val="none"/>
+        </w:rPr>
+        <w:t>, p, q);</w:t>
+      </w:r>
+    </w:p>
+    <w:p>
+      <w:pPr>
+        <w:spacing w:before="100" w:beforeAutospacing="1" w:after="100" w:afterAutospacing="1" w:line="240" w:lineRule="auto"/>
+        <w:rPr>
+          <w:rFonts w:ascii="Times New Roman" w:eastAsia="Times New Roman" w:hAnsi="Times New Roman" w:cs="Times New Roman"/>
+          <w:kern w:val="0"/>
+          <w:szCs w:val="24"/>
+          <w:lang w:eastAsia="en-IN"/>
+          <w14:ligatures w14:val="none"/>
+        </w:rPr>
+      </w:pPr>
+      <w:r>
+        <w:rPr>
+          <w:rFonts w:ascii="Times New Roman" w:eastAsia="Times New Roman" w:hAnsi="Times New Roman" w:cs="Times New Roman"/>
+          <w:kern w:val="0"/>
+          <w:szCs w:val="24"/>
+          <w:lang w:eastAsia="en-IN"/>
+          <w14:ligatures w14:val="none"/>
+        </w:rPr>
+        <w:t>or</w:t>
+      </w:r>
+    </w:p>
+    <w:p>
+      <w:pPr>
+        <w:tabs>
+          <w:tab w:val="left" w:pos="916"/>
+          <w:tab w:val="left" w:pos="1832"/>
+          <w:tab w:val="left" w:pos="2748"/>
+          <w:tab w:val="left" w:pos="3664"/>
+          <w:tab w:val="left" w:pos="4580"/>
+          <w:tab w:val="left" w:pos="5496"/>
+          <w:tab w:val="left" w:pos="6412"/>
+          <w:tab w:val="left" w:pos="7328"/>
+          <w:tab w:val="left" w:pos="8244"/>
+          <w:tab w:val="left" w:pos="9160"/>
+          <w:tab w:val="left" w:pos="10076"/>
+          <w:tab w:val="left" w:pos="10992"/>
+          <w:tab w:val="left" w:pos="11908"/>
+          <w:tab w:val="left" w:pos="12824"/>
+          <w:tab w:val="left" w:pos="13740"/>
+          <w:tab w:val="left" w:pos="14656"/>
+        </w:tabs>
+        <w:spacing w:after="0" w:line="240" w:lineRule="auto"/>
+        <w:rPr>
+          <w:rFonts w:ascii="Courier New" w:eastAsia="Times New Roman" w:hAnsi="Courier New" w:cs="Courier New"/>
+          <w:kern w:val="0"/>
+          <w:sz w:val="20"/>
+          <w:szCs w:val="20"/>
+          <w:lang w:eastAsia="en-IN"/>
+          <w14:ligatures w14:val="none"/>
+        </w:rPr>
+      </w:pPr>
+      <w:r>
+        <w:rPr>
+          <w:rFonts w:ascii="Courier New" w:eastAsia="Times New Roman" w:hAnsi="Courier New" w:cs="Courier New"/>
+          <w:kern w:val="0"/>
+          <w:sz w:val="20"/>
+          <w:szCs w:val="20"/>
+          <w:lang w:eastAsia="en-IN"/>
+          <w14:ligatures w14:val="none"/>
+        </w:rPr>
+        <w:t xml:space="preserve">return </w:t>
+      </w:r>
+      <w:proofErr w:type="spellStart"/>
+      <w:proofErr w:type="gramStart"/>
+      <w:r>
+        <w:rPr>
+          <w:rFonts w:ascii="Courier New" w:eastAsia="Times New Roman" w:hAnsi="Courier New" w:cs="Courier New"/>
+          <w:kern w:val="0"/>
+          <w:sz w:val="20"/>
+          <w:szCs w:val="20"/>
+          <w:lang w:eastAsia="en-IN"/>
+          <w14:ligatures w14:val="none"/>
+        </w:rPr>
+        <w:t>lowestCommonAncestor</w:t>
+      </w:r>
+      <w:proofErr w:type="spellEnd"/>
+      <w:r>
+        <w:rPr>
+          <w:rFonts w:ascii="Courier New" w:eastAsia="Times New Roman" w:hAnsi="Courier New" w:cs="Courier New"/>
+          <w:kern w:val="0"/>
+          <w:sz w:val="20"/>
+          <w:szCs w:val="20"/>
+          <w:lang w:eastAsia="en-IN"/>
+          <w14:ligatures w14:val="none"/>
+        </w:rPr>
+        <w:t>(</w:t>
+      </w:r>
+      <w:proofErr w:type="spellStart"/>
+      <w:r>
+        <w:rPr>
+          <w:rFonts w:ascii="Courier New" w:eastAsia="Times New Roman" w:hAnsi="Courier New" w:cs="Courier New"/>
+          <w:kern w:val="0"/>
+          <w:sz w:val="20"/>
+          <w:szCs w:val="20"/>
+          <w:lang w:eastAsia="en-IN"/>
+          <w14:ligatures w14:val="none"/>
+        </w:rPr>
+        <w:t>root.left</w:t>
+      </w:r>
+      <w:proofErr w:type="spellEnd"/>
+      <w:proofErr w:type="gramEnd"/>
+      <w:r>
+        <w:rPr>
+          <w:rFonts w:ascii="Courier New" w:eastAsia="Times New Roman" w:hAnsi="Courier New" w:cs="Courier New"/>
+          <w:kern w:val="0"/>
+          <w:sz w:val="20"/>
+          <w:szCs w:val="20"/>
+          <w:lang w:eastAsia="en-IN"/>
+          <w14:ligatures w14:val="none"/>
+        </w:rPr>
+        <w:t>, p, q);</w:t>
+      </w:r>
+    </w:p>
+    <w:p>
+      <w:pPr>
+        <w:spacing w:before="100" w:beforeAutospacing="1" w:after="100" w:afterAutospacing="1" w:line="240" w:lineRule="auto"/>
+        <w:rPr>
+          <w:rFonts w:ascii="Times New Roman" w:eastAsia="Times New Roman" w:hAnsi="Times New Roman" w:cs="Times New Roman"/>
+          <w:kern w:val="0"/>
+          <w:szCs w:val="24"/>
+          <w:lang w:eastAsia="en-IN"/>
+          <w14:ligatures w14:val="none"/>
+        </w:rPr>
+      </w:pPr>
+      <w:r>
+        <w:rPr>
+          <w:rFonts w:ascii="Times New Roman" w:eastAsia="Times New Roman" w:hAnsi="Times New Roman" w:cs="Times New Roman"/>
+          <w:kern w:val="0"/>
+          <w:szCs w:val="24"/>
+          <w:lang w:eastAsia="en-IN"/>
+          <w14:ligatures w14:val="none"/>
+        </w:rPr>
+        <w:t>We never visit both sides.</w:t>
+      </w:r>
+    </w:p>
+    <w:p>
+      <w:pPr>
+        <w:spacing w:before="100" w:beforeAutospacing="1" w:after="100" w:afterAutospacing="1" w:line="240" w:lineRule="auto"/>
+        <w:rPr>
+          <w:rFonts w:ascii="Times New Roman" w:eastAsia="Times New Roman" w:hAnsi="Times New Roman" w:cs="Times New Roman"/>
+          <w:kern w:val="0"/>
+          <w:szCs w:val="24"/>
+          <w:lang w:eastAsia="en-IN"/>
+          <w14:ligatures w14:val="none"/>
+        </w:rPr>
+      </w:pPr>
+      <w:proofErr w:type="gramStart"/>
+      <w:r>
+        <w:rPr>
+          <w:rFonts w:ascii="Times New Roman" w:eastAsia="Times New Roman" w:hAnsi="Times New Roman" w:cs="Times New Roman"/>
+          <w:kern w:val="0"/>
+          <w:szCs w:val="24"/>
+          <w:lang w:eastAsia="en-IN"/>
+          <w14:ligatures w14:val="none"/>
+        </w:rPr>
+        <w:t>So</w:t>
+      </w:r>
+      <w:proofErr w:type="gramEnd"/>
+      <w:r>
+        <w:rPr>
+          <w:rFonts w:ascii="Times New Roman" w:eastAsia="Times New Roman" w:hAnsi="Times New Roman" w:cs="Times New Roman"/>
+          <w:kern w:val="0"/>
+          <w:szCs w:val="24"/>
+          <w:lang w:eastAsia="en-IN"/>
+          <w14:ligatures w14:val="none"/>
+        </w:rPr>
+        <w:t xml:space="preserve"> we travel down at most the height of the tree.</w:t>
+      </w:r>
+    </w:p>
+    <w:p>
+      <w:pPr>
+        <w:spacing w:before="100" w:beforeAutospacing="1" w:after="100" w:afterAutospacing="1" w:line="240" w:lineRule="auto"/>
+        <w:outlineLvl w:val="3"/>
+        <w:rPr>
+          <w:rFonts w:ascii="Times New Roman" w:eastAsia="Times New Roman" w:hAnsi="Times New Roman" w:cs="Times New Roman"/>
+          <w:b/>
+          <w:bCs/>
+          <w:kern w:val="0"/>
+          <w:szCs w:val="24"/>
+          <w:lang w:eastAsia="en-IN"/>
+          <w14:ligatures w14:val="none"/>
+        </w:rPr>
+      </w:pPr>
+      <w:r>
+        <w:rPr>
+          <w:rFonts w:ascii="Times New Roman" w:eastAsia="Times New Roman" w:hAnsi="Times New Roman" w:cs="Times New Roman"/>
+          <w:b/>
+          <w:bCs/>
+          <w:kern w:val="0"/>
+          <w:szCs w:val="24"/>
+          <w:lang w:eastAsia="en-IN"/>
+          <w14:ligatures w14:val="none"/>
+        </w:rPr>
+        <w:t>Balanced BST</w:t>
+      </w:r>
+    </w:p>
+    <w:p>
+      <w:pPr>
+        <w:tabs>
+          <w:tab w:val="left" w:pos="916"/>
+          <w:tab w:val="left" w:pos="1832"/>
+          <w:tab w:val="left" w:pos="2748"/>
+          <w:tab w:val="left" w:pos="3664"/>
+          <w:tab w:val="left" w:pos="4580"/>
+          <w:tab w:val="left" w:pos="5496"/>
+          <w:tab w:val="left" w:pos="6412"/>
+          <w:tab w:val="left" w:pos="7328"/>
+          <w:tab w:val="left" w:pos="8244"/>
+          <w:tab w:val="left" w:pos="9160"/>
+          <w:tab w:val="left" w:pos="10076"/>
+          <w:tab w:val="left" w:pos="10992"/>
+          <w:tab w:val="left" w:pos="11908"/>
+          <w:tab w:val="left" w:pos="12824"/>
+          <w:tab w:val="left" w:pos="13740"/>
+          <w:tab w:val="left" w:pos="14656"/>
+        </w:tabs>
+        <w:spacing w:after="0" w:line="240" w:lineRule="auto"/>
+        <w:rPr>
+          <w:rFonts w:ascii="Courier New" w:eastAsia="Times New Roman" w:hAnsi="Courier New" w:cs="Courier New"/>
+          <w:kern w:val="0"/>
+          <w:sz w:val="20"/>
+          <w:szCs w:val="20"/>
+          <w:lang w:eastAsia="en-IN"/>
+          <w14:ligatures w14:val="none"/>
+        </w:rPr>
+      </w:pPr>
+      <w:r>
+        <w:rPr>
+          <w:rFonts w:ascii="Courier New" w:eastAsia="Times New Roman" w:hAnsi="Courier New" w:cs="Courier New"/>
+          <w:kern w:val="0"/>
+          <w:sz w:val="20"/>
+          <w:szCs w:val="20"/>
+          <w:lang w:eastAsia="en-IN"/>
+          <w14:ligatures w14:val="none"/>
+        </w:rPr>
+        <w:t xml:space="preserve">        6</w:t>
+      </w:r>
+    </w:p>
+    <w:p>
+      <w:pPr>
+        <w:tabs>
+          <w:tab w:val="left" w:pos="916"/>
+          <w:tab w:val="left" w:pos="1832"/>
+          <w:tab w:val="left" w:pos="2748"/>
+          <w:tab w:val="left" w:pos="3664"/>
+          <w:tab w:val="left" w:pos="4580"/>
+          <w:tab w:val="left" w:pos="5496"/>
+          <w:tab w:val="left" w:pos="6412"/>
+          <w:tab w:val="left" w:pos="7328"/>
+          <w:tab w:val="left" w:pos="8244"/>
+          <w:tab w:val="left" w:pos="9160"/>
+          <w:tab w:val="left" w:pos="10076"/>
+          <w:tab w:val="left" w:pos="10992"/>
+          <w:tab w:val="left" w:pos="11908"/>
+          <w:tab w:val="left" w:pos="12824"/>
+          <w:tab w:val="left" w:pos="13740"/>
+          <w:tab w:val="left" w:pos="14656"/>
+        </w:tabs>
+        <w:spacing w:after="0" w:line="240" w:lineRule="auto"/>
+        <w:rPr>
+          <w:rFonts w:ascii="Courier New" w:eastAsia="Times New Roman" w:hAnsi="Courier New" w:cs="Courier New"/>
+          <w:kern w:val="0"/>
+          <w:sz w:val="20"/>
+          <w:szCs w:val="20"/>
+          <w:lang w:eastAsia="en-IN"/>
+          <w14:ligatures w14:val="none"/>
+        </w:rPr>
+      </w:pPr>
+      <w:r>
+        <w:rPr>
+          <w:rFonts w:ascii="Courier New" w:eastAsia="Times New Roman" w:hAnsi="Courier New" w:cs="Courier New"/>
+          <w:kern w:val="0"/>
+          <w:sz w:val="20"/>
+          <w:szCs w:val="20"/>
+          <w:lang w:eastAsia="en-IN"/>
+          <w14:ligatures w14:val="none"/>
+        </w:rPr>
+        <w:t xml:space="preserve">       / \</w:t>
+      </w:r>
+    </w:p>
+    <w:p>
+      <w:pPr>
+        <w:tabs>
+          <w:tab w:val="left" w:pos="916"/>
+          <w:tab w:val="left" w:pos="1832"/>
+          <w:tab w:val="left" w:pos="2748"/>
+          <w:tab w:val="left" w:pos="3664"/>
+          <w:tab w:val="left" w:pos="4580"/>
+          <w:tab w:val="left" w:pos="5496"/>
+          <w:tab w:val="left" w:pos="6412"/>
+          <w:tab w:val="left" w:pos="7328"/>
+          <w:tab w:val="left" w:pos="8244"/>
+          <w:tab w:val="left" w:pos="9160"/>
+          <w:tab w:val="left" w:pos="10076"/>
+          <w:tab w:val="left" w:pos="10992"/>
+          <w:tab w:val="left" w:pos="11908"/>
+          <w:tab w:val="left" w:pos="12824"/>
+          <w:tab w:val="left" w:pos="13740"/>
+          <w:tab w:val="left" w:pos="14656"/>
+        </w:tabs>
+        <w:spacing w:after="0" w:line="240" w:lineRule="auto"/>
+        <w:rPr>
+          <w:rFonts w:ascii="Courier New" w:eastAsia="Times New Roman" w:hAnsi="Courier New" w:cs="Courier New"/>
+          <w:kern w:val="0"/>
+          <w:sz w:val="20"/>
+          <w:szCs w:val="20"/>
+          <w:lang w:eastAsia="en-IN"/>
+          <w14:ligatures w14:val="none"/>
+        </w:rPr>
+      </w:pPr>
+      <w:r>
+        <w:rPr>
+          <w:rFonts w:ascii="Courier New" w:eastAsia="Times New Roman" w:hAnsi="Courier New" w:cs="Courier New"/>
+          <w:kern w:val="0"/>
+          <w:sz w:val="20"/>
+          <w:szCs w:val="20"/>
+          <w:lang w:eastAsia="en-IN"/>
+          <w14:ligatures w14:val="none"/>
+        </w:rPr>
+        <w:t xml:space="preserve">      2   8</w:t>
+      </w:r>
+    </w:p>
+    <w:p>
+      <w:pPr>
+        <w:tabs>
+          <w:tab w:val="left" w:pos="916"/>
+          <w:tab w:val="left" w:pos="1832"/>
+          <w:tab w:val="left" w:pos="2748"/>
+          <w:tab w:val="left" w:pos="3664"/>
+          <w:tab w:val="left" w:pos="4580"/>
+          <w:tab w:val="left" w:pos="5496"/>
+          <w:tab w:val="left" w:pos="6412"/>
+          <w:tab w:val="left" w:pos="7328"/>
+          <w:tab w:val="left" w:pos="8244"/>
+          <w:tab w:val="left" w:pos="9160"/>
+          <w:tab w:val="left" w:pos="10076"/>
+          <w:tab w:val="left" w:pos="10992"/>
+          <w:tab w:val="left" w:pos="11908"/>
+          <w:tab w:val="left" w:pos="12824"/>
+          <w:tab w:val="left" w:pos="13740"/>
+          <w:tab w:val="left" w:pos="14656"/>
+        </w:tabs>
+        <w:spacing w:after="0" w:line="240" w:lineRule="auto"/>
+        <w:rPr>
+          <w:rFonts w:ascii="Courier New" w:eastAsia="Times New Roman" w:hAnsi="Courier New" w:cs="Courier New"/>
+          <w:kern w:val="0"/>
+          <w:sz w:val="20"/>
+          <w:szCs w:val="20"/>
+          <w:lang w:eastAsia="en-IN"/>
+          <w14:ligatures w14:val="none"/>
+        </w:rPr>
+      </w:pPr>
+      <w:r>
+        <w:rPr>
+          <w:rFonts w:ascii="Courier New" w:eastAsia="Times New Roman" w:hAnsi="Courier New" w:cs="Courier New"/>
+          <w:kern w:val="0"/>
+          <w:sz w:val="20"/>
+          <w:szCs w:val="20"/>
+          <w:lang w:eastAsia="en-IN"/>
+          <w14:ligatures w14:val="none"/>
+        </w:rPr>
+        <w:t xml:space="preserve">     / \</w:t>
+      </w:r>
+    </w:p>
+    <w:p>
+      <w:pPr>
+        <w:tabs>
+          <w:tab w:val="left" w:pos="916"/>
+          <w:tab w:val="left" w:pos="1832"/>
+          <w:tab w:val="left" w:pos="2748"/>
+          <w:tab w:val="left" w:pos="3664"/>
+          <w:tab w:val="left" w:pos="4580"/>
+          <w:tab w:val="left" w:pos="5496"/>
+          <w:tab w:val="left" w:pos="6412"/>
+          <w:tab w:val="left" w:pos="7328"/>
+          <w:tab w:val="left" w:pos="8244"/>
+          <w:tab w:val="left" w:pos="9160"/>
+          <w:tab w:val="left" w:pos="10076"/>
+          <w:tab w:val="left" w:pos="10992"/>
+          <w:tab w:val="left" w:pos="11908"/>
+          <w:tab w:val="left" w:pos="12824"/>
+          <w:tab w:val="left" w:pos="13740"/>
+          <w:tab w:val="left" w:pos="14656"/>
+        </w:tabs>
+        <w:spacing w:after="0" w:line="240" w:lineRule="auto"/>
+        <w:rPr>
+          <w:rFonts w:ascii="Courier New" w:eastAsia="Times New Roman" w:hAnsi="Courier New" w:cs="Courier New"/>
+          <w:kern w:val="0"/>
+          <w:sz w:val="20"/>
+          <w:szCs w:val="20"/>
+          <w:lang w:eastAsia="en-IN"/>
+          <w14:ligatures w14:val="none"/>
+        </w:rPr>
+      </w:pPr>
+      <w:r>
+        <w:rPr>
+          <w:rFonts w:ascii="Courier New" w:eastAsia="Times New Roman" w:hAnsi="Courier New" w:cs="Courier New"/>
+          <w:kern w:val="0"/>
+          <w:sz w:val="20"/>
+          <w:szCs w:val="20"/>
+          <w:lang w:eastAsia="en-IN"/>
+          <w14:ligatures w14:val="none"/>
+        </w:rPr>
+        <w:t xml:space="preserve">    1   4</w:t>
+      </w:r>
+    </w:p>
+    <w:p>
+      <w:pPr>
+        <w:spacing w:before="100" w:beforeAutospacing="1" w:after="100" w:afterAutospacing="1" w:line="240" w:lineRule="auto"/>
+        <w:rPr>
+          <w:rFonts w:ascii="Times New Roman" w:eastAsia="Times New Roman" w:hAnsi="Times New Roman" w:cs="Times New Roman"/>
+          <w:kern w:val="0"/>
+          <w:szCs w:val="24"/>
+          <w:lang w:eastAsia="en-IN"/>
+          <w14:ligatures w14:val="none"/>
+        </w:rPr>
+      </w:pPr>
+      <w:r>
+        <w:rPr>
+          <w:rFonts w:ascii="Times New Roman" w:eastAsia="Times New Roman" w:hAnsi="Times New Roman" w:cs="Times New Roman"/>
+          <w:kern w:val="0"/>
+          <w:szCs w:val="24"/>
+          <w:lang w:eastAsia="en-IN"/>
+          <w14:ligatures w14:val="none"/>
+        </w:rPr>
+        <w:t>Height is approximately:</w:t>
+      </w:r>
+    </w:p>
+    <w:p>
+      <w:pPr>
+        <w:tabs>
+          <w:tab w:val="left" w:pos="916"/>
+          <w:tab w:val="left" w:pos="1832"/>
+          <w:tab w:val="left" w:pos="2748"/>
+          <w:tab w:val="left" w:pos="3664"/>
+          <w:tab w:val="left" w:pos="4580"/>
+          <w:tab w:val="left" w:pos="5496"/>
+          <w:tab w:val="left" w:pos="6412"/>
+          <w:tab w:val="left" w:pos="7328"/>
+          <w:tab w:val="left" w:pos="8244"/>
+          <w:tab w:val="left" w:pos="9160"/>
+          <w:tab w:val="left" w:pos="10076"/>
+          <w:tab w:val="left" w:pos="10992"/>
+          <w:tab w:val="left" w:pos="11908"/>
+          <w:tab w:val="left" w:pos="12824"/>
+          <w:tab w:val="left" w:pos="13740"/>
+          <w:tab w:val="left" w:pos="14656"/>
+        </w:tabs>
+        <w:spacing w:after="0" w:line="240" w:lineRule="auto"/>
+        <w:rPr>
+          <w:rFonts w:ascii="Courier New" w:eastAsia="Times New Roman" w:hAnsi="Courier New" w:cs="Courier New"/>
+          <w:kern w:val="0"/>
+          <w:sz w:val="20"/>
+          <w:szCs w:val="20"/>
+          <w:lang w:eastAsia="en-IN"/>
+          <w14:ligatures w14:val="none"/>
+        </w:rPr>
+      </w:pPr>
+      <w:r>
+        <w:rPr>
+          <w:rFonts w:ascii="Courier New" w:eastAsia="Times New Roman" w:hAnsi="Courier New" w:cs="Courier New"/>
+          <w:kern w:val="0"/>
+          <w:sz w:val="20"/>
+          <w:szCs w:val="20"/>
+          <w:lang w:eastAsia="en-IN"/>
+          <w14:ligatures w14:val="none"/>
+        </w:rPr>
+        <w:t>h = log n</w:t>
+      </w:r>
+    </w:p>
+    <w:p>
+      <w:pPr>
+        <w:spacing w:before="100" w:beforeAutospacing="1" w:after="100" w:afterAutospacing="1" w:line="240" w:lineRule="auto"/>
+        <w:rPr>
+          <w:rFonts w:ascii="Times New Roman" w:eastAsia="Times New Roman" w:hAnsi="Times New Roman" w:cs="Times New Roman"/>
+          <w:kern w:val="0"/>
+          <w:szCs w:val="24"/>
+          <w:lang w:eastAsia="en-IN"/>
+          <w14:ligatures w14:val="none"/>
+        </w:rPr>
+      </w:pPr>
+      <w:r>
+        <w:rPr>
+          <w:rFonts w:ascii="Times New Roman" w:eastAsia="Times New Roman" w:hAnsi="Times New Roman" w:cs="Times New Roman"/>
+          <w:kern w:val="0"/>
+          <w:szCs w:val="24"/>
+          <w:lang w:eastAsia="en-IN"/>
+          <w14:ligatures w14:val="none"/>
+        </w:rPr>
+        <w:t>So:</w:t>
+      </w:r>
+    </w:p>
+    <w:p>
+      <w:pPr>
+        <w:spacing w:before="100" w:beforeAutospacing="1" w:after="100" w:afterAutospacing="1" w:line="240" w:lineRule="auto"/>
+        <w:rPr>
+          <w:rFonts w:ascii="Times New Roman" w:eastAsia="Times New Roman" w:hAnsi="Times New Roman" w:cs="Times New Roman"/>
+          <w:kern w:val="0"/>
+          <w:szCs w:val="24"/>
+          <w:lang w:eastAsia="en-IN"/>
+          <w14:ligatures w14:val="none"/>
+        </w:rPr>
+      </w:pPr>
+      <w:r>
+        <w:rPr>
+          <w:rFonts w:ascii="Times New Roman" w:eastAsia="Times New Roman" w:hAnsi="Times New Roman" w:cs="Times New Roman"/>
+          <w:b/>
+          <w:bCs/>
+          <w:kern w:val="0"/>
+          <w:szCs w:val="24"/>
+          <w:lang w:eastAsia="en-IN"/>
+          <w14:ligatures w14:val="none"/>
+        </w:rPr>
+        <w:t xml:space="preserve">Time = </w:t>
+      </w:r>
+      <w:proofErr w:type="gramStart"/>
+      <w:r>
+        <w:rPr>
+          <w:rFonts w:ascii="Times New Roman" w:eastAsia="Times New Roman" w:hAnsi="Times New Roman" w:cs="Times New Roman"/>
+          <w:b/>
+          <w:bCs/>
+          <w:kern w:val="0"/>
+          <w:szCs w:val="24"/>
+          <w:lang w:eastAsia="en-IN"/>
+          <w14:ligatures w14:val="none"/>
+        </w:rPr>
+        <w:t>O(</w:t>
+      </w:r>
+      <w:proofErr w:type="gramEnd"/>
+      <w:r>
+        <w:rPr>
+          <w:rFonts w:ascii="Times New Roman" w:eastAsia="Times New Roman" w:hAnsi="Times New Roman" w:cs="Times New Roman"/>
+          <w:b/>
+          <w:bCs/>
+          <w:kern w:val="0"/>
+          <w:szCs w:val="24"/>
+          <w:lang w:eastAsia="en-IN"/>
+          <w14:ligatures w14:val="none"/>
+        </w:rPr>
+        <w:t>log n)</w:t>
+      </w:r>
+    </w:p>
+    <w:p>
+      <w:pPr>
+        <w:spacing w:before="100" w:beforeAutospacing="1" w:after="100" w:afterAutospacing="1" w:line="240" w:lineRule="auto"/>
+        <w:outlineLvl w:val="3"/>
+        <w:rPr>
+          <w:rFonts w:ascii="Times New Roman" w:eastAsia="Times New Roman" w:hAnsi="Times New Roman" w:cs="Times New Roman"/>
+          <w:b/>
+          <w:bCs/>
+          <w:kern w:val="0"/>
+          <w:szCs w:val="24"/>
+          <w:lang w:eastAsia="en-IN"/>
+          <w14:ligatures w14:val="none"/>
+        </w:rPr>
+      </w:pPr>
+      <w:r>
+        <w:rPr>
+          <w:rFonts w:ascii="Times New Roman" w:eastAsia="Times New Roman" w:hAnsi="Times New Roman" w:cs="Times New Roman"/>
+          <w:b/>
+          <w:bCs/>
+          <w:kern w:val="0"/>
+          <w:szCs w:val="24"/>
+          <w:lang w:eastAsia="en-IN"/>
+          <w14:ligatures w14:val="none"/>
+        </w:rPr>
+        <w:t>Skewed BST</w:t>
+      </w:r>
+    </w:p>
+    <w:p>
+      <w:pPr>
+        <w:tabs>
+          <w:tab w:val="left" w:pos="916"/>
+          <w:tab w:val="left" w:pos="1832"/>
+          <w:tab w:val="left" w:pos="2748"/>
+          <w:tab w:val="left" w:pos="3664"/>
+          <w:tab w:val="left" w:pos="4580"/>
+          <w:tab w:val="left" w:pos="5496"/>
+          <w:tab w:val="left" w:pos="6412"/>
+          <w:tab w:val="left" w:pos="7328"/>
+          <w:tab w:val="left" w:pos="8244"/>
+          <w:tab w:val="left" w:pos="9160"/>
+          <w:tab w:val="left" w:pos="10076"/>
+          <w:tab w:val="left" w:pos="10992"/>
+          <w:tab w:val="left" w:pos="11908"/>
+          <w:tab w:val="left" w:pos="12824"/>
+          <w:tab w:val="left" w:pos="13740"/>
+          <w:tab w:val="left" w:pos="14656"/>
+        </w:tabs>
+        <w:spacing w:after="0" w:line="240" w:lineRule="auto"/>
+        <w:rPr>
+          <w:rFonts w:ascii="Courier New" w:eastAsia="Times New Roman" w:hAnsi="Courier New" w:cs="Courier New"/>
+          <w:kern w:val="0"/>
+          <w:sz w:val="20"/>
+          <w:szCs w:val="20"/>
+          <w:lang w:eastAsia="en-IN"/>
+          <w14:ligatures w14:val="none"/>
+        </w:rPr>
+      </w:pPr>
+      <w:r>
+        <w:rPr>
+          <w:rFonts w:ascii="Courier New" w:eastAsia="Times New Roman" w:hAnsi="Courier New" w:cs="Courier New"/>
+          <w:kern w:val="0"/>
+          <w:sz w:val="20"/>
+          <w:szCs w:val="20"/>
+          <w:lang w:eastAsia="en-IN"/>
+          <w14:ligatures w14:val="none"/>
+        </w:rPr>
+        <w:t>1</w:t>
+      </w:r>
+    </w:p>
+    <w:p>
+      <w:pPr>
+        <w:tabs>
+          <w:tab w:val="left" w:pos="916"/>
+          <w:tab w:val="left" w:pos="1832"/>
+          <w:tab w:val="left" w:pos="2748"/>
+          <w:tab w:val="left" w:pos="3664"/>
+          <w:tab w:val="left" w:pos="4580"/>
+          <w:tab w:val="left" w:pos="5496"/>
+          <w:tab w:val="left" w:pos="6412"/>
+          <w:tab w:val="left" w:pos="7328"/>
+          <w:tab w:val="left" w:pos="8244"/>
+          <w:tab w:val="left" w:pos="9160"/>
+          <w:tab w:val="left" w:pos="10076"/>
+          <w:tab w:val="left" w:pos="10992"/>
+          <w:tab w:val="left" w:pos="11908"/>
+          <w:tab w:val="left" w:pos="12824"/>
+          <w:tab w:val="left" w:pos="13740"/>
+          <w:tab w:val="left" w:pos="14656"/>
+        </w:tabs>
+        <w:spacing w:after="0" w:line="240" w:lineRule="auto"/>
+        <w:rPr>
+          <w:rFonts w:ascii="Courier New" w:eastAsia="Times New Roman" w:hAnsi="Courier New" w:cs="Courier New"/>
+          <w:kern w:val="0"/>
+          <w:sz w:val="20"/>
+          <w:szCs w:val="20"/>
+          <w:lang w:eastAsia="en-IN"/>
+          <w14:ligatures w14:val="none"/>
+        </w:rPr>
+      </w:pPr>
+      <w:r>
+        <w:rPr>
+          <w:rFonts w:ascii="Courier New" w:eastAsia="Times New Roman" w:hAnsi="Courier New" w:cs="Courier New"/>
+          <w:kern w:val="0"/>
+          <w:sz w:val="20"/>
+          <w:szCs w:val="20"/>
+          <w:lang w:eastAsia="en-IN"/>
+          <w14:ligatures w14:val="none"/>
+        </w:rPr>
+        <w:t xml:space="preserve"> \</w:t>
+      </w:r>
+    </w:p>
+    <w:p>
+      <w:pPr>
+        <w:tabs>
+          <w:tab w:val="left" w:pos="916"/>
+          <w:tab w:val="left" w:pos="1832"/>
+          <w:tab w:val="left" w:pos="2748"/>
+          <w:tab w:val="left" w:pos="3664"/>
+          <w:tab w:val="left" w:pos="4580"/>
+          <w:tab w:val="left" w:pos="5496"/>
+          <w:tab w:val="left" w:pos="6412"/>
+          <w:tab w:val="left" w:pos="7328"/>
+          <w:tab w:val="left" w:pos="8244"/>
+          <w:tab w:val="left" w:pos="9160"/>
+          <w:tab w:val="left" w:pos="10076"/>
+          <w:tab w:val="left" w:pos="10992"/>
+          <w:tab w:val="left" w:pos="11908"/>
+          <w:tab w:val="left" w:pos="12824"/>
+          <w:tab w:val="left" w:pos="13740"/>
+          <w:tab w:val="left" w:pos="14656"/>
+        </w:tabs>
+        <w:spacing w:after="0" w:line="240" w:lineRule="auto"/>
+        <w:rPr>
+          <w:rFonts w:ascii="Courier New" w:eastAsia="Times New Roman" w:hAnsi="Courier New" w:cs="Courier New"/>
+          <w:kern w:val="0"/>
+          <w:sz w:val="20"/>
+          <w:szCs w:val="20"/>
+          <w:lang w:eastAsia="en-IN"/>
+          <w14:ligatures w14:val="none"/>
+        </w:rPr>
+      </w:pPr>
+      <w:r>
+        <w:rPr>
+          <w:rFonts w:ascii="Courier New" w:eastAsia="Times New Roman" w:hAnsi="Courier New" w:cs="Courier New"/>
+          <w:kern w:val="0"/>
+          <w:sz w:val="20"/>
+          <w:szCs w:val="20"/>
+          <w:lang w:eastAsia="en-IN"/>
+          <w14:ligatures w14:val="none"/>
+        </w:rPr>
+        <w:t xml:space="preserve">  2</w:t>
+      </w:r>
+    </w:p>
+    <w:p>
+      <w:pPr>
+        <w:tabs>
+          <w:tab w:val="left" w:pos="916"/>
+          <w:tab w:val="left" w:pos="1832"/>
+          <w:tab w:val="left" w:pos="2748"/>
+          <w:tab w:val="left" w:pos="3664"/>
+          <w:tab w:val="left" w:pos="4580"/>
+          <w:tab w:val="left" w:pos="5496"/>
+          <w:tab w:val="left" w:pos="6412"/>
+          <w:tab w:val="left" w:pos="7328"/>
+          <w:tab w:val="left" w:pos="8244"/>
+          <w:tab w:val="left" w:pos="9160"/>
+          <w:tab w:val="left" w:pos="10076"/>
+          <w:tab w:val="left" w:pos="10992"/>
+          <w:tab w:val="left" w:pos="11908"/>
+          <w:tab w:val="left" w:pos="12824"/>
+          <w:tab w:val="left" w:pos="13740"/>
+          <w:tab w:val="left" w:pos="14656"/>
+        </w:tabs>
+        <w:spacing w:after="0" w:line="240" w:lineRule="auto"/>
+        <w:rPr>
+          <w:rFonts w:ascii="Courier New" w:eastAsia="Times New Roman" w:hAnsi="Courier New" w:cs="Courier New"/>
+          <w:kern w:val="0"/>
+          <w:sz w:val="20"/>
+          <w:szCs w:val="20"/>
+          <w:lang w:eastAsia="en-IN"/>
+          <w14:ligatures w14:val="none"/>
+        </w:rPr>
+      </w:pPr>
+      <w:r>
+        <w:rPr>
+          <w:rFonts w:ascii="Courier New" w:eastAsia="Times New Roman" w:hAnsi="Courier New" w:cs="Courier New"/>
+          <w:kern w:val="0"/>
+          <w:sz w:val="20"/>
+          <w:szCs w:val="20"/>
+          <w:lang w:eastAsia="en-IN"/>
+          <w14:ligatures w14:val="none"/>
+        </w:rPr>
+        <w:t xml:space="preserve">   \</w:t>
+      </w:r>
+    </w:p>
+    <w:p>
+      <w:pPr>
+        <w:tabs>
+          <w:tab w:val="left" w:pos="916"/>
+          <w:tab w:val="left" w:pos="1832"/>
+          <w:tab w:val="left" w:pos="2748"/>
+          <w:tab w:val="left" w:pos="3664"/>
+          <w:tab w:val="left" w:pos="4580"/>
+          <w:tab w:val="left" w:pos="5496"/>
+          <w:tab w:val="left" w:pos="6412"/>
+          <w:tab w:val="left" w:pos="7328"/>
+          <w:tab w:val="left" w:pos="8244"/>
+          <w:tab w:val="left" w:pos="9160"/>
+          <w:tab w:val="left" w:pos="10076"/>
+          <w:tab w:val="left" w:pos="10992"/>
+          <w:tab w:val="left" w:pos="11908"/>
+          <w:tab w:val="left" w:pos="12824"/>
+          <w:tab w:val="left" w:pos="13740"/>
+          <w:tab w:val="left" w:pos="14656"/>
+        </w:tabs>
+        <w:spacing w:after="0" w:line="240" w:lineRule="auto"/>
+        <w:rPr>
+          <w:rFonts w:ascii="Courier New" w:eastAsia="Times New Roman" w:hAnsi="Courier New" w:cs="Courier New"/>
+          <w:kern w:val="0"/>
+          <w:sz w:val="20"/>
+          <w:szCs w:val="20"/>
+          <w:lang w:eastAsia="en-IN"/>
+          <w14:ligatures w14:val="none"/>
+        </w:rPr>
+      </w:pPr>
+      <w:r>
+        <w:rPr>
+          <w:rFonts w:ascii="Courier New" w:eastAsia="Times New Roman" w:hAnsi="Courier New" w:cs="Courier New"/>
+          <w:kern w:val="0"/>
+          <w:sz w:val="20"/>
+          <w:szCs w:val="20"/>
+          <w:lang w:eastAsia="en-IN"/>
+          <w14:ligatures w14:val="none"/>
+        </w:rPr>
+        <w:lastRenderedPageBreak/>
+        <w:t xml:space="preserve">    3</w:t>
+      </w:r>
+    </w:p>
+    <w:p>
+      <w:pPr>
+        <w:tabs>
+          <w:tab w:val="left" w:pos="916"/>
+          <w:tab w:val="left" w:pos="1832"/>
+          <w:tab w:val="left" w:pos="2748"/>
+          <w:tab w:val="left" w:pos="3664"/>
+          <w:tab w:val="left" w:pos="4580"/>
+          <w:tab w:val="left" w:pos="5496"/>
+          <w:tab w:val="left" w:pos="6412"/>
+          <w:tab w:val="left" w:pos="7328"/>
+          <w:tab w:val="left" w:pos="8244"/>
+          <w:tab w:val="left" w:pos="9160"/>
+          <w:tab w:val="left" w:pos="10076"/>
+          <w:tab w:val="left" w:pos="10992"/>
+          <w:tab w:val="left" w:pos="11908"/>
+          <w:tab w:val="left" w:pos="12824"/>
+          <w:tab w:val="left" w:pos="13740"/>
+          <w:tab w:val="left" w:pos="14656"/>
+        </w:tabs>
+        <w:spacing w:after="0" w:line="240" w:lineRule="auto"/>
+        <w:rPr>
+          <w:rFonts w:ascii="Courier New" w:eastAsia="Times New Roman" w:hAnsi="Courier New" w:cs="Courier New"/>
+          <w:kern w:val="0"/>
+          <w:sz w:val="20"/>
+          <w:szCs w:val="20"/>
+          <w:lang w:eastAsia="en-IN"/>
+          <w14:ligatures w14:val="none"/>
+        </w:rPr>
+      </w:pPr>
+      <w:r>
+        <w:rPr>
+          <w:rFonts w:ascii="Courier New" w:eastAsia="Times New Roman" w:hAnsi="Courier New" w:cs="Courier New"/>
+          <w:kern w:val="0"/>
+          <w:sz w:val="20"/>
+          <w:szCs w:val="20"/>
+          <w:lang w:eastAsia="en-IN"/>
+          <w14:ligatures w14:val="none"/>
+        </w:rPr>
+        <w:t xml:space="preserve">     \</w:t>
+      </w:r>
+    </w:p>
+    <w:p>
+      <w:pPr>
+        <w:tabs>
+          <w:tab w:val="left" w:pos="916"/>
+          <w:tab w:val="left" w:pos="1832"/>
+          <w:tab w:val="left" w:pos="2748"/>
+          <w:tab w:val="left" w:pos="3664"/>
+          <w:tab w:val="left" w:pos="4580"/>
+          <w:tab w:val="left" w:pos="5496"/>
+          <w:tab w:val="left" w:pos="6412"/>
+          <w:tab w:val="left" w:pos="7328"/>
+          <w:tab w:val="left" w:pos="8244"/>
+          <w:tab w:val="left" w:pos="9160"/>
+          <w:tab w:val="left" w:pos="10076"/>
+          <w:tab w:val="left" w:pos="10992"/>
+          <w:tab w:val="left" w:pos="11908"/>
+          <w:tab w:val="left" w:pos="12824"/>
+          <w:tab w:val="left" w:pos="13740"/>
+          <w:tab w:val="left" w:pos="14656"/>
+        </w:tabs>
+        <w:spacing w:after="0" w:line="240" w:lineRule="auto"/>
+        <w:rPr>
+          <w:rFonts w:ascii="Courier New" w:eastAsia="Times New Roman" w:hAnsi="Courier New" w:cs="Courier New"/>
+          <w:kern w:val="0"/>
+          <w:sz w:val="20"/>
+          <w:szCs w:val="20"/>
+          <w:lang w:eastAsia="en-IN"/>
+          <w14:ligatures w14:val="none"/>
+        </w:rPr>
+      </w:pPr>
+      <w:r>
+        <w:rPr>
+          <w:rFonts w:ascii="Courier New" w:eastAsia="Times New Roman" w:hAnsi="Courier New" w:cs="Courier New"/>
+          <w:kern w:val="0"/>
+          <w:sz w:val="20"/>
+          <w:szCs w:val="20"/>
+          <w:lang w:eastAsia="en-IN"/>
+          <w14:ligatures w14:val="none"/>
+        </w:rPr>
+        <w:t xml:space="preserve">      4</w:t>
+      </w:r>
+    </w:p>
+    <w:p>
+      <w:pPr>
+        <w:tabs>
+          <w:tab w:val="left" w:pos="916"/>
+          <w:tab w:val="left" w:pos="1832"/>
+          <w:tab w:val="left" w:pos="2748"/>
+          <w:tab w:val="left" w:pos="3664"/>
+          <w:tab w:val="left" w:pos="4580"/>
+          <w:tab w:val="left" w:pos="5496"/>
+          <w:tab w:val="left" w:pos="6412"/>
+          <w:tab w:val="left" w:pos="7328"/>
+          <w:tab w:val="left" w:pos="8244"/>
+          <w:tab w:val="left" w:pos="9160"/>
+          <w:tab w:val="left" w:pos="10076"/>
+          <w:tab w:val="left" w:pos="10992"/>
+          <w:tab w:val="left" w:pos="11908"/>
+          <w:tab w:val="left" w:pos="12824"/>
+          <w:tab w:val="left" w:pos="13740"/>
+          <w:tab w:val="left" w:pos="14656"/>
+        </w:tabs>
+        <w:spacing w:after="0" w:line="240" w:lineRule="auto"/>
+        <w:rPr>
+          <w:rFonts w:ascii="Courier New" w:eastAsia="Times New Roman" w:hAnsi="Courier New" w:cs="Courier New"/>
+          <w:kern w:val="0"/>
+          <w:sz w:val="20"/>
+          <w:szCs w:val="20"/>
+          <w:lang w:eastAsia="en-IN"/>
+          <w14:ligatures w14:val="none"/>
+        </w:rPr>
+      </w:pPr>
+      <w:r>
+        <w:rPr>
+          <w:rFonts w:ascii="Courier New" w:eastAsia="Times New Roman" w:hAnsi="Courier New" w:cs="Courier New"/>
+          <w:kern w:val="0"/>
+          <w:sz w:val="20"/>
+          <w:szCs w:val="20"/>
+          <w:lang w:eastAsia="en-IN"/>
+          <w14:ligatures w14:val="none"/>
+        </w:rPr>
+        <w:t xml:space="preserve">       \</w:t>
+      </w:r>
+    </w:p>
+    <w:p>
+      <w:pPr>
+        <w:tabs>
+          <w:tab w:val="left" w:pos="916"/>
+          <w:tab w:val="left" w:pos="1832"/>
+          <w:tab w:val="left" w:pos="2748"/>
+          <w:tab w:val="left" w:pos="3664"/>
+          <w:tab w:val="left" w:pos="4580"/>
+          <w:tab w:val="left" w:pos="5496"/>
+          <w:tab w:val="left" w:pos="6412"/>
+          <w:tab w:val="left" w:pos="7328"/>
+          <w:tab w:val="left" w:pos="8244"/>
+          <w:tab w:val="left" w:pos="9160"/>
+          <w:tab w:val="left" w:pos="10076"/>
+          <w:tab w:val="left" w:pos="10992"/>
+          <w:tab w:val="left" w:pos="11908"/>
+          <w:tab w:val="left" w:pos="12824"/>
+          <w:tab w:val="left" w:pos="13740"/>
+          <w:tab w:val="left" w:pos="14656"/>
+        </w:tabs>
+        <w:spacing w:after="0" w:line="240" w:lineRule="auto"/>
+        <w:rPr>
+          <w:rFonts w:ascii="Courier New" w:eastAsia="Times New Roman" w:hAnsi="Courier New" w:cs="Courier New"/>
+          <w:kern w:val="0"/>
+          <w:sz w:val="20"/>
+          <w:szCs w:val="20"/>
+          <w:lang w:eastAsia="en-IN"/>
+          <w14:ligatures w14:val="none"/>
+        </w:rPr>
+      </w:pPr>
+      <w:r>
+        <w:rPr>
+          <w:rFonts w:ascii="Courier New" w:eastAsia="Times New Roman" w:hAnsi="Courier New" w:cs="Courier New"/>
+          <w:kern w:val="0"/>
+          <w:sz w:val="20"/>
+          <w:szCs w:val="20"/>
+          <w:lang w:eastAsia="en-IN"/>
+          <w14:ligatures w14:val="none"/>
+        </w:rPr>
+        <w:t xml:space="preserve">        5</w:t>
+      </w:r>
+    </w:p>
+    <w:p>
+      <w:pPr>
+        <w:spacing w:before="100" w:beforeAutospacing="1" w:after="100" w:afterAutospacing="1" w:line="240" w:lineRule="auto"/>
+        <w:rPr>
+          <w:rFonts w:ascii="Times New Roman" w:eastAsia="Times New Roman" w:hAnsi="Times New Roman" w:cs="Times New Roman"/>
+          <w:kern w:val="0"/>
+          <w:szCs w:val="24"/>
+          <w:lang w:eastAsia="en-IN"/>
+          <w14:ligatures w14:val="none"/>
+        </w:rPr>
+      </w:pPr>
+      <w:r>
+        <w:rPr>
+          <w:rFonts w:ascii="Times New Roman" w:eastAsia="Times New Roman" w:hAnsi="Times New Roman" w:cs="Times New Roman"/>
+          <w:kern w:val="0"/>
+          <w:szCs w:val="24"/>
+          <w:lang w:eastAsia="en-IN"/>
+          <w14:ligatures w14:val="none"/>
+        </w:rPr>
+        <w:t>Height is:</w:t>
+      </w:r>
+    </w:p>
+    <w:p>
+      <w:pPr>
+        <w:tabs>
+          <w:tab w:val="left" w:pos="916"/>
+          <w:tab w:val="left" w:pos="1832"/>
+          <w:tab w:val="left" w:pos="2748"/>
+          <w:tab w:val="left" w:pos="3664"/>
+          <w:tab w:val="left" w:pos="4580"/>
+          <w:tab w:val="left" w:pos="5496"/>
+          <w:tab w:val="left" w:pos="6412"/>
+          <w:tab w:val="left" w:pos="7328"/>
+          <w:tab w:val="left" w:pos="8244"/>
+          <w:tab w:val="left" w:pos="9160"/>
+          <w:tab w:val="left" w:pos="10076"/>
+          <w:tab w:val="left" w:pos="10992"/>
+          <w:tab w:val="left" w:pos="11908"/>
+          <w:tab w:val="left" w:pos="12824"/>
+          <w:tab w:val="left" w:pos="13740"/>
+          <w:tab w:val="left" w:pos="14656"/>
+        </w:tabs>
+        <w:spacing w:after="0" w:line="240" w:lineRule="auto"/>
+        <w:rPr>
+          <w:rFonts w:ascii="Courier New" w:eastAsia="Times New Roman" w:hAnsi="Courier New" w:cs="Courier New"/>
+          <w:kern w:val="0"/>
+          <w:sz w:val="20"/>
+          <w:szCs w:val="20"/>
+          <w:lang w:eastAsia="en-IN"/>
+          <w14:ligatures w14:val="none"/>
+        </w:rPr>
+      </w:pPr>
+      <w:r>
+        <w:rPr>
+          <w:rFonts w:ascii="Courier New" w:eastAsia="Times New Roman" w:hAnsi="Courier New" w:cs="Courier New"/>
+          <w:kern w:val="0"/>
+          <w:sz w:val="20"/>
+          <w:szCs w:val="20"/>
+          <w:lang w:eastAsia="en-IN"/>
+          <w14:ligatures w14:val="none"/>
+        </w:rPr>
+        <w:t>h = n</w:t>
+      </w:r>
+    </w:p>
+    <w:p>
+      <w:pPr>
+        <w:spacing w:before="100" w:beforeAutospacing="1" w:after="100" w:afterAutospacing="1" w:line="240" w:lineRule="auto"/>
+        <w:rPr>
+          <w:rFonts w:ascii="Times New Roman" w:eastAsia="Times New Roman" w:hAnsi="Times New Roman" w:cs="Times New Roman"/>
+          <w:kern w:val="0"/>
+          <w:szCs w:val="24"/>
+          <w:lang w:eastAsia="en-IN"/>
+          <w14:ligatures w14:val="none"/>
+        </w:rPr>
+      </w:pPr>
+      <w:r>
+        <w:rPr>
+          <w:rFonts w:ascii="Times New Roman" w:eastAsia="Times New Roman" w:hAnsi="Times New Roman" w:cs="Times New Roman"/>
+          <w:kern w:val="0"/>
+          <w:szCs w:val="24"/>
+          <w:lang w:eastAsia="en-IN"/>
+          <w14:ligatures w14:val="none"/>
+        </w:rPr>
+        <w:t>So:</w:t>
+      </w:r>
+    </w:p>
+    <w:p>
+      <w:pPr>
+        <w:spacing w:before="100" w:beforeAutospacing="1" w:after="100" w:afterAutospacing="1" w:line="240" w:lineRule="auto"/>
+        <w:rPr>
+          <w:rFonts w:ascii="Times New Roman" w:eastAsia="Times New Roman" w:hAnsi="Times New Roman" w:cs="Times New Roman"/>
+          <w:kern w:val="0"/>
+          <w:szCs w:val="24"/>
+          <w:lang w:eastAsia="en-IN"/>
+          <w14:ligatures w14:val="none"/>
+        </w:rPr>
+      </w:pPr>
+      <w:r>
+        <w:rPr>
+          <w:rFonts w:ascii="Times New Roman" w:eastAsia="Times New Roman" w:hAnsi="Times New Roman" w:cs="Times New Roman"/>
+          <w:b/>
+          <w:bCs/>
+          <w:kern w:val="0"/>
+          <w:szCs w:val="24"/>
+          <w:lang w:eastAsia="en-IN"/>
+          <w14:ligatures w14:val="none"/>
+        </w:rPr>
+        <w:t>Time = O(n)</w:t>
+      </w:r>
+    </w:p>
+    <w:p>
+      <w:pPr>
+        <w:spacing w:before="100" w:beforeAutospacing="1" w:after="100" w:afterAutospacing="1" w:line="240" w:lineRule="auto"/>
+        <w:rPr>
+          <w:rFonts w:ascii="Times New Roman" w:eastAsia="Times New Roman" w:hAnsi="Times New Roman" w:cs="Times New Roman"/>
+          <w:kern w:val="0"/>
+          <w:szCs w:val="24"/>
+          <w:lang w:eastAsia="en-IN"/>
+          <w14:ligatures w14:val="none"/>
+        </w:rPr>
+      </w:pPr>
+      <w:r>
+        <w:rPr>
+          <w:rFonts w:ascii="Times New Roman" w:eastAsia="Times New Roman" w:hAnsi="Times New Roman" w:cs="Times New Roman"/>
+          <w:kern w:val="0"/>
+          <w:szCs w:val="24"/>
+          <w:lang w:eastAsia="en-IN"/>
+          <w14:ligatures w14:val="none"/>
+        </w:rPr>
+        <w:t>Therefore, the general answer is:</w:t>
+      </w:r>
+    </w:p>
+    <w:p>
+      <w:pPr>
+        <w:spacing w:before="100" w:beforeAutospacing="1" w:after="100" w:afterAutospacing="1" w:line="240" w:lineRule="auto"/>
+        <w:rPr>
+          <w:rFonts w:ascii="Times New Roman" w:eastAsia="Times New Roman" w:hAnsi="Times New Roman" w:cs="Times New Roman"/>
+          <w:kern w:val="0"/>
+          <w:szCs w:val="24"/>
+          <w:lang w:eastAsia="en-IN"/>
+          <w14:ligatures w14:val="none"/>
+        </w:rPr>
+      </w:pPr>
+      <w:r>
+        <w:rPr>
+          <w:rFonts w:ascii="Times New Roman" w:eastAsia="Times New Roman" w:hAnsi="Times New Roman" w:cs="Times New Roman"/>
+          <w:b/>
+          <w:bCs/>
+          <w:kern w:val="0"/>
+          <w:szCs w:val="24"/>
+          <w:lang w:eastAsia="en-IN"/>
+          <w14:ligatures w14:val="none"/>
+        </w:rPr>
+        <w:t>Time Complexity = O(h)</w:t>
+      </w:r>
+      <w:r>
+        <w:rPr>
+          <w:rFonts w:ascii="Times New Roman" w:eastAsia="Times New Roman" w:hAnsi="Times New Roman" w:cs="Times New Roman"/>
+          <w:kern w:val="0"/>
+          <w:szCs w:val="24"/>
+          <w:lang w:eastAsia="en-IN"/>
+          <w14:ligatures w14:val="none"/>
+        </w:rPr>
+        <w:br/>
+        <w:t xml:space="preserve">Balanced BST → </w:t>
+      </w:r>
+      <w:proofErr w:type="gramStart"/>
+      <w:r>
+        <w:rPr>
+          <w:rFonts w:ascii="Times New Roman" w:eastAsia="Times New Roman" w:hAnsi="Times New Roman" w:cs="Times New Roman"/>
+          <w:b/>
+          <w:bCs/>
+          <w:kern w:val="0"/>
+          <w:szCs w:val="24"/>
+          <w:lang w:eastAsia="en-IN"/>
+          <w14:ligatures w14:val="none"/>
+        </w:rPr>
+        <w:t>O(</w:t>
+      </w:r>
+      <w:proofErr w:type="gramEnd"/>
+      <w:r>
+        <w:rPr>
+          <w:rFonts w:ascii="Times New Roman" w:eastAsia="Times New Roman" w:hAnsi="Times New Roman" w:cs="Times New Roman"/>
+          <w:b/>
+          <w:bCs/>
+          <w:kern w:val="0"/>
+          <w:szCs w:val="24"/>
+          <w:lang w:eastAsia="en-IN"/>
+          <w14:ligatures w14:val="none"/>
+        </w:rPr>
+        <w:t>log n)</w:t>
+      </w:r>
+      <w:r>
+        <w:rPr>
+          <w:rFonts w:ascii="Times New Roman" w:eastAsia="Times New Roman" w:hAnsi="Times New Roman" w:cs="Times New Roman"/>
+          <w:kern w:val="0"/>
+          <w:szCs w:val="24"/>
+          <w:lang w:eastAsia="en-IN"/>
+          <w14:ligatures w14:val="none"/>
+        </w:rPr>
+        <w:br/>
+        <w:t xml:space="preserve">Worst case → </w:t>
+      </w:r>
+      <w:r>
+        <w:rPr>
+          <w:rFonts w:ascii="Times New Roman" w:eastAsia="Times New Roman" w:hAnsi="Times New Roman" w:cs="Times New Roman"/>
+          <w:b/>
+          <w:bCs/>
+          <w:kern w:val="0"/>
+          <w:szCs w:val="24"/>
+          <w:lang w:eastAsia="en-IN"/>
+          <w14:ligatures w14:val="none"/>
+        </w:rPr>
+        <w:t>O(n)</w:t>
+      </w:r>
+    </w:p>
+    <w:p>
+      <w:pPr>
+        <w:spacing w:after="0" w:line="240" w:lineRule="auto"/>
+        <w:rPr>
+          <w:rFonts w:ascii="Times New Roman" w:eastAsia="Times New Roman" w:hAnsi="Times New Roman" w:cs="Times New Roman"/>
+          <w:kern w:val="0"/>
+          <w:szCs w:val="24"/>
+          <w:lang w:eastAsia="en-IN"/>
+          <w14:ligatures w14:val="none"/>
+        </w:rPr>
+      </w:pPr>
+      <w:r>
+        <w:rPr>
+          <w:rFonts w:ascii="Times New Roman" w:eastAsia="Times New Roman" w:hAnsi="Times New Roman" w:cs="Times New Roman"/>
+          <w:kern w:val="0"/>
+          <w:szCs w:val="24"/>
+          <w:lang w:eastAsia="en-IN"/>
+          <w14:ligatures w14:val="none"/>
+        </w:rPr>
+        <w:pict w14:anchorId="7D757753">
+          <v:rect id="_x0000_i1025" style="width:0;height:1.5pt" o:hralign="center" o:hrstd="t" o:hr="t" fillcolor="#a0a0a0" stroked="f"/>
+        </w:pict>
+      </w:r>
+    </w:p>
+    <w:p>
+      <w:pPr>
+        <w:spacing w:before="100" w:beforeAutospacing="1" w:after="100" w:afterAutospacing="1" w:line="240" w:lineRule="auto"/>
+        <w:outlineLvl w:val="2"/>
+        <w:rPr>
+          <w:rFonts w:ascii="Times New Roman" w:eastAsia="Times New Roman" w:hAnsi="Times New Roman" w:cs="Times New Roman"/>
+          <w:b/>
+          <w:bCs/>
+          <w:kern w:val="0"/>
+          <w:sz w:val="27"/>
+          <w:szCs w:val="27"/>
+          <w:lang w:eastAsia="en-IN"/>
+          <w14:ligatures w14:val="none"/>
+        </w:rPr>
+      </w:pPr>
+      <w:r>
+        <w:rPr>
+          <w:rFonts w:ascii="Times New Roman" w:eastAsia="Times New Roman" w:hAnsi="Times New Roman" w:cs="Times New Roman"/>
+          <w:b/>
+          <w:bCs/>
+          <w:kern w:val="0"/>
+          <w:sz w:val="27"/>
+          <w:szCs w:val="27"/>
+          <w:lang w:eastAsia="en-IN"/>
+          <w14:ligatures w14:val="none"/>
+        </w:rPr>
+        <w:t>Space Complexity: O(h)</w:t>
+      </w:r>
+    </w:p>
+    <w:p>
+      <w:pPr>
+        <w:spacing w:before="100" w:beforeAutospacing="1" w:after="100" w:afterAutospacing="1" w:line="240" w:lineRule="auto"/>
+        <w:rPr>
+          <w:rFonts w:ascii="Times New Roman" w:eastAsia="Times New Roman" w:hAnsi="Times New Roman" w:cs="Times New Roman"/>
+          <w:kern w:val="0"/>
+          <w:szCs w:val="24"/>
+          <w:lang w:eastAsia="en-IN"/>
+          <w14:ligatures w14:val="none"/>
+        </w:rPr>
+      </w:pPr>
+      <w:r>
+        <w:rPr>
+          <w:rFonts w:ascii="Times New Roman" w:eastAsia="Times New Roman" w:hAnsi="Times New Roman" w:cs="Times New Roman"/>
+          <w:kern w:val="0"/>
+          <w:szCs w:val="24"/>
+          <w:lang w:eastAsia="en-IN"/>
+          <w14:ligatures w14:val="none"/>
+        </w:rPr>
+        <w:t xml:space="preserve">Your solution uses </w:t>
+      </w:r>
+      <w:r>
+        <w:rPr>
+          <w:rFonts w:ascii="Times New Roman" w:eastAsia="Times New Roman" w:hAnsi="Times New Roman" w:cs="Times New Roman"/>
+          <w:b/>
+          <w:bCs/>
+          <w:kern w:val="0"/>
+          <w:szCs w:val="24"/>
+          <w:lang w:eastAsia="en-IN"/>
+          <w14:ligatures w14:val="none"/>
+        </w:rPr>
+        <w:t>recursion</w:t>
+      </w:r>
+      <w:r>
+        <w:rPr>
+          <w:rFonts w:ascii="Times New Roman" w:eastAsia="Times New Roman" w:hAnsi="Times New Roman" w:cs="Times New Roman"/>
+          <w:kern w:val="0"/>
+          <w:szCs w:val="24"/>
+          <w:lang w:eastAsia="en-IN"/>
+          <w14:ligatures w14:val="none"/>
+        </w:rPr>
+        <w:t>:</w:t>
+      </w:r>
+    </w:p>
+    <w:p>
+      <w:pPr>
+        <w:tabs>
+          <w:tab w:val="left" w:pos="916"/>
+          <w:tab w:val="left" w:pos="1832"/>
+          <w:tab w:val="left" w:pos="2748"/>
+          <w:tab w:val="left" w:pos="3664"/>
+          <w:tab w:val="left" w:pos="4580"/>
+          <w:tab w:val="left" w:pos="5496"/>
+          <w:tab w:val="left" w:pos="6412"/>
+          <w:tab w:val="left" w:pos="7328"/>
+          <w:tab w:val="left" w:pos="8244"/>
+          <w:tab w:val="left" w:pos="9160"/>
+          <w:tab w:val="left" w:pos="10076"/>
+          <w:tab w:val="left" w:pos="10992"/>
+          <w:tab w:val="left" w:pos="11908"/>
+          <w:tab w:val="left" w:pos="12824"/>
+          <w:tab w:val="left" w:pos="13740"/>
+          <w:tab w:val="left" w:pos="14656"/>
+        </w:tabs>
+        <w:spacing w:after="0" w:line="240" w:lineRule="auto"/>
+        <w:rPr>
+          <w:rFonts w:ascii="Courier New" w:eastAsia="Times New Roman" w:hAnsi="Courier New" w:cs="Courier New"/>
+          <w:kern w:val="0"/>
+          <w:sz w:val="20"/>
+          <w:szCs w:val="20"/>
+          <w:lang w:eastAsia="en-IN"/>
+          <w14:ligatures w14:val="none"/>
+        </w:rPr>
+      </w:pPr>
+      <w:r>
+        <w:rPr>
+          <w:rFonts w:ascii="Courier New" w:eastAsia="Times New Roman" w:hAnsi="Courier New" w:cs="Courier New"/>
+          <w:kern w:val="0"/>
+          <w:sz w:val="20"/>
+          <w:szCs w:val="20"/>
+          <w:lang w:eastAsia="en-IN"/>
+          <w14:ligatures w14:val="none"/>
+        </w:rPr>
+        <w:t xml:space="preserve">return </w:t>
+      </w:r>
+      <w:proofErr w:type="spellStart"/>
+      <w:proofErr w:type="gramStart"/>
+      <w:r>
+        <w:rPr>
+          <w:rFonts w:ascii="Courier New" w:eastAsia="Times New Roman" w:hAnsi="Courier New" w:cs="Courier New"/>
+          <w:kern w:val="0"/>
+          <w:sz w:val="20"/>
+          <w:szCs w:val="20"/>
+          <w:lang w:eastAsia="en-IN"/>
+          <w14:ligatures w14:val="none"/>
+        </w:rPr>
+        <w:t>lowestCommonAncestor</w:t>
+      </w:r>
+      <w:proofErr w:type="spellEnd"/>
+      <w:r>
+        <w:rPr>
+          <w:rFonts w:ascii="Courier New" w:eastAsia="Times New Roman" w:hAnsi="Courier New" w:cs="Courier New"/>
+          <w:kern w:val="0"/>
+          <w:sz w:val="20"/>
+          <w:szCs w:val="20"/>
+          <w:lang w:eastAsia="en-IN"/>
+          <w14:ligatures w14:val="none"/>
+        </w:rPr>
+        <w:t>(</w:t>
+      </w:r>
+      <w:proofErr w:type="spellStart"/>
+      <w:r>
+        <w:rPr>
+          <w:rFonts w:ascii="Courier New" w:eastAsia="Times New Roman" w:hAnsi="Courier New" w:cs="Courier New"/>
+          <w:kern w:val="0"/>
+          <w:sz w:val="20"/>
+          <w:szCs w:val="20"/>
+          <w:lang w:eastAsia="en-IN"/>
+          <w14:ligatures w14:val="none"/>
+        </w:rPr>
+        <w:t>root.right</w:t>
+      </w:r>
+      <w:proofErr w:type="spellEnd"/>
+      <w:proofErr w:type="gramEnd"/>
+      <w:r>
+        <w:rPr>
+          <w:rFonts w:ascii="Courier New" w:eastAsia="Times New Roman" w:hAnsi="Courier New" w:cs="Courier New"/>
+          <w:kern w:val="0"/>
+          <w:sz w:val="20"/>
+          <w:szCs w:val="20"/>
+          <w:lang w:eastAsia="en-IN"/>
+          <w14:ligatures w14:val="none"/>
+        </w:rPr>
+        <w:t>, p, q);</w:t>
+      </w:r>
+    </w:p>
+    <w:p>
+      <w:pPr>
+        <w:spacing w:before="100" w:beforeAutospacing="1" w:after="100" w:afterAutospacing="1" w:line="240" w:lineRule="auto"/>
+        <w:rPr>
+          <w:rFonts w:ascii="Times New Roman" w:eastAsia="Times New Roman" w:hAnsi="Times New Roman" w:cs="Times New Roman"/>
+          <w:kern w:val="0"/>
+          <w:szCs w:val="24"/>
+          <w:lang w:eastAsia="en-IN"/>
+          <w14:ligatures w14:val="none"/>
+        </w:rPr>
+      </w:pPr>
+      <w:r>
+        <w:rPr>
+          <w:rFonts w:ascii="Times New Roman" w:eastAsia="Times New Roman" w:hAnsi="Times New Roman" w:cs="Times New Roman"/>
+          <w:kern w:val="0"/>
+          <w:szCs w:val="24"/>
+          <w:lang w:eastAsia="en-IN"/>
+          <w14:ligatures w14:val="none"/>
+        </w:rPr>
+        <w:t>or:</w:t>
+      </w:r>
+    </w:p>
+    <w:p>
+      <w:pPr>
+        <w:tabs>
+          <w:tab w:val="left" w:pos="916"/>
+          <w:tab w:val="left" w:pos="1832"/>
+          <w:tab w:val="left" w:pos="2748"/>
+          <w:tab w:val="left" w:pos="3664"/>
+          <w:tab w:val="left" w:pos="4580"/>
+          <w:tab w:val="left" w:pos="5496"/>
+          <w:tab w:val="left" w:pos="6412"/>
+          <w:tab w:val="left" w:pos="7328"/>
+          <w:tab w:val="left" w:pos="8244"/>
+          <w:tab w:val="left" w:pos="9160"/>
+          <w:tab w:val="left" w:pos="10076"/>
+          <w:tab w:val="left" w:pos="10992"/>
+          <w:tab w:val="left" w:pos="11908"/>
+          <w:tab w:val="left" w:pos="12824"/>
+          <w:tab w:val="left" w:pos="13740"/>
+          <w:tab w:val="left" w:pos="14656"/>
+        </w:tabs>
+        <w:spacing w:after="0" w:line="240" w:lineRule="auto"/>
+        <w:rPr>
+          <w:rFonts w:ascii="Courier New" w:eastAsia="Times New Roman" w:hAnsi="Courier New" w:cs="Courier New"/>
+          <w:kern w:val="0"/>
+          <w:sz w:val="20"/>
+          <w:szCs w:val="20"/>
+          <w:lang w:eastAsia="en-IN"/>
+          <w14:ligatures w14:val="none"/>
+        </w:rPr>
+      </w:pPr>
+      <w:r>
+        <w:rPr>
+          <w:rFonts w:ascii="Courier New" w:eastAsia="Times New Roman" w:hAnsi="Courier New" w:cs="Courier New"/>
+          <w:kern w:val="0"/>
+          <w:sz w:val="20"/>
+          <w:szCs w:val="20"/>
+          <w:lang w:eastAsia="en-IN"/>
+          <w14:ligatures w14:val="none"/>
+        </w:rPr>
+        <w:t xml:space="preserve">return </w:t>
+      </w:r>
+      <w:proofErr w:type="spellStart"/>
+      <w:proofErr w:type="gramStart"/>
+      <w:r>
+        <w:rPr>
+          <w:rFonts w:ascii="Courier New" w:eastAsia="Times New Roman" w:hAnsi="Courier New" w:cs="Courier New"/>
+          <w:kern w:val="0"/>
+          <w:sz w:val="20"/>
+          <w:szCs w:val="20"/>
+          <w:lang w:eastAsia="en-IN"/>
+          <w14:ligatures w14:val="none"/>
+        </w:rPr>
+        <w:t>lowestCommonAncestor</w:t>
+      </w:r>
+      <w:proofErr w:type="spellEnd"/>
+      <w:r>
+        <w:rPr>
+          <w:rFonts w:ascii="Courier New" w:eastAsia="Times New Roman" w:hAnsi="Courier New" w:cs="Courier New"/>
+          <w:kern w:val="0"/>
+          <w:sz w:val="20"/>
+          <w:szCs w:val="20"/>
+          <w:lang w:eastAsia="en-IN"/>
+          <w14:ligatures w14:val="none"/>
+        </w:rPr>
+        <w:t>(</w:t>
+      </w:r>
+      <w:proofErr w:type="spellStart"/>
+      <w:r>
+        <w:rPr>
+          <w:rFonts w:ascii="Courier New" w:eastAsia="Times New Roman" w:hAnsi="Courier New" w:cs="Courier New"/>
+          <w:kern w:val="0"/>
+          <w:sz w:val="20"/>
+          <w:szCs w:val="20"/>
+          <w:lang w:eastAsia="en-IN"/>
+          <w14:ligatures w14:val="none"/>
+        </w:rPr>
+        <w:t>root.left</w:t>
+      </w:r>
+      <w:proofErr w:type="spellEnd"/>
+      <w:proofErr w:type="gramEnd"/>
+      <w:r>
+        <w:rPr>
+          <w:rFonts w:ascii="Courier New" w:eastAsia="Times New Roman" w:hAnsi="Courier New" w:cs="Courier New"/>
+          <w:kern w:val="0"/>
+          <w:sz w:val="20"/>
+          <w:szCs w:val="20"/>
+          <w:lang w:eastAsia="en-IN"/>
+          <w14:ligatures w14:val="none"/>
+        </w:rPr>
+        <w:t>, p, q);</w:t>
+      </w:r>
+    </w:p>
+    <w:p>
+      <w:pPr>
+        <w:spacing w:before="100" w:beforeAutospacing="1" w:after="100" w:afterAutospacing="1" w:line="240" w:lineRule="auto"/>
+        <w:rPr>
+          <w:rFonts w:ascii="Times New Roman" w:eastAsia="Times New Roman" w:hAnsi="Times New Roman" w:cs="Times New Roman"/>
+          <w:kern w:val="0"/>
+          <w:szCs w:val="24"/>
+          <w:lang w:eastAsia="en-IN"/>
+          <w14:ligatures w14:val="none"/>
+        </w:rPr>
+      </w:pPr>
+      <w:r>
+        <w:rPr>
+          <w:rFonts w:ascii="Times New Roman" w:eastAsia="Times New Roman" w:hAnsi="Times New Roman" w:cs="Times New Roman"/>
+          <w:kern w:val="0"/>
+          <w:szCs w:val="24"/>
+          <w:lang w:eastAsia="en-IN"/>
+          <w14:ligatures w14:val="none"/>
+        </w:rPr>
+        <w:t xml:space="preserve">Every recursive call is stored on the </w:t>
+      </w:r>
+      <w:r>
+        <w:rPr>
+          <w:rFonts w:ascii="Times New Roman" w:eastAsia="Times New Roman" w:hAnsi="Times New Roman" w:cs="Times New Roman"/>
+          <w:b/>
+          <w:bCs/>
+          <w:kern w:val="0"/>
+          <w:szCs w:val="24"/>
+          <w:lang w:eastAsia="en-IN"/>
+          <w14:ligatures w14:val="none"/>
+        </w:rPr>
+        <w:t>call stack</w:t>
+      </w:r>
+      <w:r>
+        <w:rPr>
+          <w:rFonts w:ascii="Times New Roman" w:eastAsia="Times New Roman" w:hAnsi="Times New Roman" w:cs="Times New Roman"/>
+          <w:kern w:val="0"/>
+          <w:szCs w:val="24"/>
+          <w:lang w:eastAsia="en-IN"/>
+          <w14:ligatures w14:val="none"/>
+        </w:rPr>
+        <w:t>.</w:t>
+      </w:r>
+    </w:p>
+    <w:p>
+      <w:pPr>
+        <w:spacing w:before="100" w:beforeAutospacing="1" w:after="100" w:afterAutospacing="1" w:line="240" w:lineRule="auto"/>
+        <w:rPr>
+          <w:rFonts w:ascii="Times New Roman" w:eastAsia="Times New Roman" w:hAnsi="Times New Roman" w:cs="Times New Roman"/>
+          <w:kern w:val="0"/>
+          <w:szCs w:val="24"/>
+          <w:lang w:eastAsia="en-IN"/>
+          <w14:ligatures w14:val="none"/>
+        </w:rPr>
+      </w:pPr>
+      <w:r>
+        <w:rPr>
+          <w:rFonts w:ascii="Times New Roman" w:eastAsia="Times New Roman" w:hAnsi="Times New Roman" w:cs="Times New Roman"/>
+          <w:kern w:val="0"/>
+          <w:szCs w:val="24"/>
+          <w:lang w:eastAsia="en-IN"/>
+          <w14:ligatures w14:val="none"/>
+        </w:rPr>
+        <w:t>So maximum number of recursive calls = height of the tree.</w:t>
+      </w:r>
+    </w:p>
+    <w:p>
+      <w:pPr>
+        <w:spacing w:before="100" w:beforeAutospacing="1" w:after="100" w:afterAutospacing="1" w:line="240" w:lineRule="auto"/>
+        <w:rPr>
+          <w:rFonts w:ascii="Times New Roman" w:eastAsia="Times New Roman" w:hAnsi="Times New Roman" w:cs="Times New Roman"/>
+          <w:kern w:val="0"/>
+          <w:szCs w:val="24"/>
+          <w:lang w:eastAsia="en-IN"/>
+          <w14:ligatures w14:val="none"/>
+        </w:rPr>
+      </w:pPr>
+      <w:r>
+        <w:rPr>
+          <w:rFonts w:ascii="Times New Roman" w:eastAsia="Times New Roman" w:hAnsi="Times New Roman" w:cs="Times New Roman"/>
+          <w:kern w:val="0"/>
+          <w:szCs w:val="24"/>
+          <w:lang w:eastAsia="en-IN"/>
+          <w14:ligatures w14:val="none"/>
+        </w:rPr>
+        <w:t>Therefore:</w:t>
+      </w:r>
+    </w:p>
+    <w:p>
+      <w:pPr>
+        <w:spacing w:before="100" w:beforeAutospacing="1" w:after="100" w:afterAutospacing="1" w:line="240" w:lineRule="auto"/>
+        <w:rPr>
+          <w:rFonts w:ascii="Times New Roman" w:eastAsia="Times New Roman" w:hAnsi="Times New Roman" w:cs="Times New Roman"/>
+          <w:kern w:val="0"/>
+          <w:szCs w:val="24"/>
+          <w:lang w:eastAsia="en-IN"/>
+          <w14:ligatures w14:val="none"/>
+        </w:rPr>
+      </w:pPr>
+      <w:r>
+        <w:rPr>
+          <w:rFonts w:ascii="Times New Roman" w:eastAsia="Times New Roman" w:hAnsi="Times New Roman" w:cs="Times New Roman"/>
+          <w:b/>
+          <w:bCs/>
+          <w:kern w:val="0"/>
+          <w:szCs w:val="24"/>
+          <w:lang w:eastAsia="en-IN"/>
+          <w14:ligatures w14:val="none"/>
+        </w:rPr>
+        <w:t>Space Complexity = O(h)</w:t>
+      </w:r>
+    </w:p>
+    <w:p>
+      <w:pPr>
+        <w:spacing w:before="100" w:beforeAutospacing="1" w:after="100" w:afterAutospacing="1" w:line="240" w:lineRule="auto"/>
+        <w:rPr>
+          <w:rFonts w:ascii="Times New Roman" w:eastAsia="Times New Roman" w:hAnsi="Times New Roman" w:cs="Times New Roman"/>
+          <w:kern w:val="0"/>
+          <w:szCs w:val="24"/>
+          <w:lang w:eastAsia="en-IN"/>
+          <w14:ligatures w14:val="none"/>
+        </w:rPr>
+      </w:pPr>
+      <w:r>
+        <w:rPr>
+          <w:rFonts w:ascii="Times New Roman" w:eastAsia="Times New Roman" w:hAnsi="Times New Roman" w:cs="Times New Roman"/>
+          <w:kern w:val="0"/>
+          <w:szCs w:val="24"/>
+          <w:lang w:eastAsia="en-IN"/>
+          <w14:ligatures w14:val="none"/>
+        </w:rPr>
+        <w:t>For a balanced tree:</w:t>
+      </w:r>
+    </w:p>
+    <w:p>
+      <w:pPr>
+        <w:tabs>
+          <w:tab w:val="left" w:pos="916"/>
+          <w:tab w:val="left" w:pos="1832"/>
+          <w:tab w:val="left" w:pos="2748"/>
+          <w:tab w:val="left" w:pos="3664"/>
+          <w:tab w:val="left" w:pos="4580"/>
+          <w:tab w:val="left" w:pos="5496"/>
+          <w:tab w:val="left" w:pos="6412"/>
+          <w:tab w:val="left" w:pos="7328"/>
+          <w:tab w:val="left" w:pos="8244"/>
+          <w:tab w:val="left" w:pos="9160"/>
+          <w:tab w:val="left" w:pos="10076"/>
+          <w:tab w:val="left" w:pos="10992"/>
+          <w:tab w:val="left" w:pos="11908"/>
+          <w:tab w:val="left" w:pos="12824"/>
+          <w:tab w:val="left" w:pos="13740"/>
+          <w:tab w:val="left" w:pos="14656"/>
+        </w:tabs>
+        <w:spacing w:after="0" w:line="240" w:lineRule="auto"/>
+        <w:rPr>
+          <w:rFonts w:ascii="Courier New" w:eastAsia="Times New Roman" w:hAnsi="Courier New" w:cs="Courier New"/>
+          <w:kern w:val="0"/>
+          <w:sz w:val="20"/>
+          <w:szCs w:val="20"/>
+          <w:lang w:eastAsia="en-IN"/>
+          <w14:ligatures w14:val="none"/>
+        </w:rPr>
+      </w:pPr>
+      <w:proofErr w:type="gramStart"/>
+      <w:r>
+        <w:rPr>
+          <w:rFonts w:ascii="Courier New" w:eastAsia="Times New Roman" w:hAnsi="Courier New" w:cs="Courier New"/>
+          <w:kern w:val="0"/>
+          <w:sz w:val="20"/>
+          <w:szCs w:val="20"/>
+          <w:lang w:eastAsia="en-IN"/>
+          <w14:ligatures w14:val="none"/>
+        </w:rPr>
+        <w:t>O(</w:t>
+      </w:r>
+      <w:proofErr w:type="gramEnd"/>
+      <w:r>
+        <w:rPr>
+          <w:rFonts w:ascii="Courier New" w:eastAsia="Times New Roman" w:hAnsi="Courier New" w:cs="Courier New"/>
+          <w:kern w:val="0"/>
+          <w:sz w:val="20"/>
+          <w:szCs w:val="20"/>
+          <w:lang w:eastAsia="en-IN"/>
+          <w14:ligatures w14:val="none"/>
+        </w:rPr>
+        <w:t>log n)</w:t>
+      </w:r>
+    </w:p>
+    <w:p>
+      <w:pPr>
+        <w:spacing w:before="100" w:beforeAutospacing="1" w:after="100" w:afterAutospacing="1" w:line="240" w:lineRule="auto"/>
+        <w:rPr>
+          <w:rFonts w:ascii="Times New Roman" w:eastAsia="Times New Roman" w:hAnsi="Times New Roman" w:cs="Times New Roman"/>
+          <w:kern w:val="0"/>
+          <w:szCs w:val="24"/>
+          <w:lang w:eastAsia="en-IN"/>
+          <w14:ligatures w14:val="none"/>
+        </w:rPr>
+      </w:pPr>
+      <w:r>
+        <w:rPr>
+          <w:rFonts w:ascii="Times New Roman" w:eastAsia="Times New Roman" w:hAnsi="Times New Roman" w:cs="Times New Roman"/>
+          <w:kern w:val="0"/>
+          <w:szCs w:val="24"/>
+          <w:lang w:eastAsia="en-IN"/>
+          <w14:ligatures w14:val="none"/>
+        </w:rPr>
+        <w:t>For a skewed tree:</w:t>
+      </w:r>
+    </w:p>
+    <w:p>
+      <w:pPr>
+        <w:tabs>
+          <w:tab w:val="left" w:pos="916"/>
+          <w:tab w:val="left" w:pos="1832"/>
+          <w:tab w:val="left" w:pos="2748"/>
+          <w:tab w:val="left" w:pos="3664"/>
+          <w:tab w:val="left" w:pos="4580"/>
+          <w:tab w:val="left" w:pos="5496"/>
+          <w:tab w:val="left" w:pos="6412"/>
+          <w:tab w:val="left" w:pos="7328"/>
+          <w:tab w:val="left" w:pos="8244"/>
+          <w:tab w:val="left" w:pos="9160"/>
+          <w:tab w:val="left" w:pos="10076"/>
+          <w:tab w:val="left" w:pos="10992"/>
+          <w:tab w:val="left" w:pos="11908"/>
+          <w:tab w:val="left" w:pos="12824"/>
+          <w:tab w:val="left" w:pos="13740"/>
+          <w:tab w:val="left" w:pos="14656"/>
+        </w:tabs>
+        <w:spacing w:after="0" w:line="240" w:lineRule="auto"/>
+        <w:rPr>
+          <w:rFonts w:ascii="Courier New" w:eastAsia="Times New Roman" w:hAnsi="Courier New" w:cs="Courier New"/>
+          <w:kern w:val="0"/>
+          <w:sz w:val="20"/>
+          <w:szCs w:val="20"/>
+          <w:lang w:eastAsia="en-IN"/>
+          <w14:ligatures w14:val="none"/>
+        </w:rPr>
+      </w:pPr>
+      <w:r>
+        <w:rPr>
+          <w:rFonts w:ascii="Courier New" w:eastAsia="Times New Roman" w:hAnsi="Courier New" w:cs="Courier New"/>
+          <w:kern w:val="0"/>
+          <w:sz w:val="20"/>
+          <w:szCs w:val="20"/>
+          <w:lang w:eastAsia="en-IN"/>
+          <w14:ligatures w14:val="none"/>
+        </w:rPr>
+        <w:t>O(n)</w:t>
+      </w:r>
+    </w:p>
+    <w:p>
+      <w:pPr>
+        <w:spacing w:before="100" w:beforeAutospacing="1" w:after="100" w:afterAutospacing="1" w:line="240" w:lineRule="auto"/>
+        <w:outlineLvl w:val="2"/>
+        <w:rPr>
+          <w:rFonts w:ascii="Times New Roman" w:eastAsia="Times New Roman" w:hAnsi="Times New Roman" w:cs="Times New Roman"/>
+          <w:b/>
+          <w:bCs/>
+          <w:kern w:val="0"/>
+          <w:sz w:val="27"/>
+          <w:szCs w:val="27"/>
+          <w:lang w:eastAsia="en-IN"/>
+          <w14:ligatures w14:val="none"/>
+        </w:rPr>
+      </w:pPr>
+      <w:r>
+        <w:rPr>
+          <w:rFonts w:ascii="Times New Roman" w:eastAsia="Times New Roman" w:hAnsi="Times New Roman" w:cs="Times New Roman"/>
+          <w:b/>
+          <w:bCs/>
+          <w:kern w:val="0"/>
+          <w:sz w:val="27"/>
+          <w:szCs w:val="27"/>
+          <w:lang w:eastAsia="en-IN"/>
+          <w14:ligatures w14:val="none"/>
+        </w:rPr>
+        <w:t>Final exam answer</w:t>
+      </w:r>
+    </w:p>
+    <w:tbl>
+      <w:tblPr>
+        <w:tblW w:w="0" w:type="auto"/>
+        <w:tblCellSpacing w:w="15" w:type="dxa"/>
+        <w:tblCellMar>
+          <w:top w:w="15" w:type="dxa"/>
+          <w:left w:w="15" w:type="dxa"/>
+          <w:bottom w:w="15" w:type="dxa"/>
+          <w:right w:w="15" w:type="dxa"/>
+        </w:tblCellMar>
+        <w:tblLook w:val="04A0" w:firstRow="1" w:lastRow="0" w:firstColumn="1" w:lastColumn="0" w:noHBand="0" w:noVBand="1"/>
+      </w:tblPr>
+      <w:tblGrid>
+        <w:gridCol w:w="2435"/>
+        <w:gridCol w:w="2915"/>
+      </w:tblGrid>
+      <w:tr>
+        <w:trPr>
+          <w:tblHeader/>
+          <w:tblCellSpacing w:w="15" w:type="dxa"/>
+        </w:trPr>
+        <w:tc>
+          <w:tcPr>
+            <w:tcW w:w="0" w:type="auto"/>
+            <w:vAlign w:val="center"/>
+            <w:hideMark/>
+          </w:tcPr>
+          <w:p>
+            <w:pPr>
+              <w:spacing w:after="0" w:line="240" w:lineRule="auto"/>
+              <w:jc w:val="center"/>
+              <w:rPr>
+                <w:rFonts w:ascii="Times New Roman" w:eastAsia="Times New Roman" w:hAnsi="Times New Roman" w:cs="Times New Roman"/>
+                <w:b/>
+                <w:bCs/>
+                <w:kern w:val="0"/>
+                <w:szCs w:val="24"/>
+                <w:lang w:eastAsia="en-IN"/>
+                <w14:ligatures w14:val="none"/>
+              </w:rPr>
+            </w:pPr>
+            <w:r>
+              <w:rPr>
+                <w:rFonts w:ascii="Times New Roman" w:eastAsia="Times New Roman" w:hAnsi="Times New Roman" w:cs="Times New Roman"/>
+                <w:b/>
+                <w:bCs/>
+                <w:kern w:val="0"/>
+                <w:szCs w:val="24"/>
+                <w:lang w:eastAsia="en-IN"/>
+                <w14:ligatures w14:val="none"/>
+              </w:rPr>
+              <w:t>Complexity</w:t>
+            </w:r>
+          </w:p>
+        </w:tc>
+        <w:tc>
+          <w:tcPr>
+            <w:tcW w:w="0" w:type="auto"/>
+            <w:vAlign w:val="center"/>
+            <w:hideMark/>
+          </w:tcPr>
+          <w:p>
+            <w:pPr>
+              <w:spacing w:after="0" w:line="240" w:lineRule="auto"/>
+              <w:jc w:val="center"/>
+              <w:rPr>
+                <w:rFonts w:ascii="Times New Roman" w:eastAsia="Times New Roman" w:hAnsi="Times New Roman" w:cs="Times New Roman"/>
+                <w:b/>
+                <w:bCs/>
+                <w:kern w:val="0"/>
+                <w:szCs w:val="24"/>
+                <w:lang w:eastAsia="en-IN"/>
+                <w14:ligatures w14:val="none"/>
+              </w:rPr>
+            </w:pPr>
+            <w:r>
+              <w:rPr>
+                <w:rFonts w:ascii="Times New Roman" w:eastAsia="Times New Roman" w:hAnsi="Times New Roman" w:cs="Times New Roman"/>
+                <w:b/>
+                <w:bCs/>
+                <w:kern w:val="0"/>
+                <w:szCs w:val="24"/>
+                <w:lang w:eastAsia="en-IN"/>
+                <w14:ligatures w14:val="none"/>
+              </w:rPr>
+              <w:t>Answer</w:t>
+            </w:r>
+          </w:p>
+        </w:tc>
+      </w:tr>
+      <w:tr>
+        <w:trPr>
+          <w:tblCellSpacing w:w="15" w:type="dxa"/>
+        </w:trPr>
+        <w:tc>
+          <w:tcPr>
+            <w:tcW w:w="0" w:type="auto"/>
+            <w:vAlign w:val="center"/>
+            <w:hideMark/>
+          </w:tcPr>
+          <w:p>
+            <w:pPr>
+              <w:spacing w:after="0" w:line="240" w:lineRule="auto"/>
+              <w:rPr>
+                <w:rFonts w:ascii="Times New Roman" w:eastAsia="Times New Roman" w:hAnsi="Times New Roman" w:cs="Times New Roman"/>
+                <w:kern w:val="0"/>
+                <w:szCs w:val="24"/>
+                <w:lang w:eastAsia="en-IN"/>
+                <w14:ligatures w14:val="none"/>
+              </w:rPr>
+            </w:pPr>
+            <w:r>
+              <w:rPr>
+                <w:rFonts w:ascii="Times New Roman" w:eastAsia="Times New Roman" w:hAnsi="Times New Roman" w:cs="Times New Roman"/>
+                <w:b/>
+                <w:bCs/>
+                <w:kern w:val="0"/>
+                <w:szCs w:val="24"/>
+                <w:lang w:eastAsia="en-IN"/>
+                <w14:ligatures w14:val="none"/>
+              </w:rPr>
+              <w:t>Time</w:t>
+            </w:r>
+          </w:p>
+        </w:tc>
+        <w:tc>
+          <w:tcPr>
+            <w:tcW w:w="0" w:type="auto"/>
+            <w:vAlign w:val="center"/>
+            <w:hideMark/>
+          </w:tcPr>
+          <w:p>
+            <w:pPr>
+              <w:spacing w:after="0" w:line="240" w:lineRule="auto"/>
+              <w:rPr>
+                <w:rFonts w:ascii="Times New Roman" w:eastAsia="Times New Roman" w:hAnsi="Times New Roman" w:cs="Times New Roman"/>
+                <w:kern w:val="0"/>
+                <w:szCs w:val="24"/>
+                <w:lang w:eastAsia="en-IN"/>
+                <w14:ligatures w14:val="none"/>
+              </w:rPr>
+            </w:pPr>
+            <w:r>
+              <w:rPr>
+                <w:rFonts w:ascii="Times New Roman" w:eastAsia="Times New Roman" w:hAnsi="Times New Roman" w:cs="Times New Roman"/>
+                <w:b/>
+                <w:bCs/>
+                <w:kern w:val="0"/>
+                <w:szCs w:val="24"/>
+                <w:lang w:eastAsia="en-IN"/>
+                <w14:ligatures w14:val="none"/>
+              </w:rPr>
+              <w:t>O(h)</w:t>
+            </w:r>
+          </w:p>
+        </w:tc>
+      </w:tr>
+      <w:tr>
+        <w:trPr>
+          <w:tblCellSpacing w:w="15" w:type="dxa"/>
+        </w:trPr>
+        <w:tc>
+          <w:tcPr>
+            <w:tcW w:w="0" w:type="auto"/>
+            <w:vAlign w:val="center"/>
+            <w:hideMark/>
+          </w:tcPr>
+          <w:p>
+            <w:pPr>
+              <w:spacing w:after="0" w:line="240" w:lineRule="auto"/>
+              <w:rPr>
+                <w:rFonts w:ascii="Times New Roman" w:eastAsia="Times New Roman" w:hAnsi="Times New Roman" w:cs="Times New Roman"/>
+                <w:kern w:val="0"/>
+                <w:szCs w:val="24"/>
+                <w:lang w:eastAsia="en-IN"/>
+                <w14:ligatures w14:val="none"/>
+              </w:rPr>
+            </w:pPr>
+            <w:r>
+              <w:rPr>
+                <w:rFonts w:ascii="Times New Roman" w:eastAsia="Times New Roman" w:hAnsi="Times New Roman" w:cs="Times New Roman"/>
+                <w:b/>
+                <w:bCs/>
+                <w:kern w:val="0"/>
+                <w:szCs w:val="24"/>
+                <w:lang w:eastAsia="en-IN"/>
+                <w14:ligatures w14:val="none"/>
+              </w:rPr>
+              <w:t>Space</w:t>
+            </w:r>
+          </w:p>
+        </w:tc>
+        <w:tc>
+          <w:tcPr>
+            <w:tcW w:w="0" w:type="auto"/>
+            <w:vAlign w:val="center"/>
+            <w:hideMark/>
+          </w:tcPr>
+          <w:p>
+            <w:pPr>
+              <w:spacing w:after="0" w:line="240" w:lineRule="auto"/>
+              <w:rPr>
+                <w:rFonts w:ascii="Times New Roman" w:eastAsia="Times New Roman" w:hAnsi="Times New Roman" w:cs="Times New Roman"/>
+                <w:kern w:val="0"/>
+                <w:szCs w:val="24"/>
+                <w:lang w:eastAsia="en-IN"/>
+                <w14:ligatures w14:val="none"/>
+              </w:rPr>
+            </w:pPr>
+            <w:r>
+              <w:rPr>
+                <w:rFonts w:ascii="Times New Roman" w:eastAsia="Times New Roman" w:hAnsi="Times New Roman" w:cs="Times New Roman"/>
+                <w:b/>
+                <w:bCs/>
+                <w:kern w:val="0"/>
+                <w:szCs w:val="24"/>
+                <w:lang w:eastAsia="en-IN"/>
+                <w14:ligatures w14:val="none"/>
+              </w:rPr>
+              <w:t>O(h)</w:t>
+            </w:r>
+          </w:p>
+        </w:tc>
+      </w:tr>
+      <w:tr>
+        <w:trPr>
+          <w:tblCellSpacing w:w="15" w:type="dxa"/>
+        </w:trPr>
+        <w:tc>
+          <w:tcPr>
+            <w:tcW w:w="0" w:type="auto"/>
+            <w:vAlign w:val="center"/>
+            <w:hideMark/>
+          </w:tcPr>
+          <w:p>
+            <w:pPr>
+              <w:spacing w:after="0" w:line="240" w:lineRule="auto"/>
+              <w:rPr>
+                <w:rFonts w:ascii="Times New Roman" w:eastAsia="Times New Roman" w:hAnsi="Times New Roman" w:cs="Times New Roman"/>
+                <w:kern w:val="0"/>
+                <w:szCs w:val="24"/>
+                <w:lang w:eastAsia="en-IN"/>
+                <w14:ligatures w14:val="none"/>
+              </w:rPr>
+            </w:pPr>
+            <w:r>
+              <w:rPr>
+                <w:rFonts w:ascii="Times New Roman" w:eastAsia="Times New Roman" w:hAnsi="Times New Roman" w:cs="Times New Roman"/>
+                <w:kern w:val="0"/>
+                <w:szCs w:val="24"/>
+                <w:lang w:eastAsia="en-IN"/>
+                <w14:ligatures w14:val="none"/>
+              </w:rPr>
+              <w:t>Balanced BST</w:t>
+            </w:r>
+          </w:p>
+        </w:tc>
+        <w:tc>
+          <w:tcPr>
+            <w:tcW w:w="0" w:type="auto"/>
+            <w:vAlign w:val="center"/>
+            <w:hideMark/>
+          </w:tcPr>
+          <w:p>
+            <w:pPr>
+              <w:spacing w:after="0" w:line="240" w:lineRule="auto"/>
+              <w:rPr>
+                <w:rFonts w:ascii="Times New Roman" w:eastAsia="Times New Roman" w:hAnsi="Times New Roman" w:cs="Times New Roman"/>
+                <w:kern w:val="0"/>
+                <w:szCs w:val="24"/>
+                <w:lang w:eastAsia="en-IN"/>
+                <w14:ligatures w14:val="none"/>
+              </w:rPr>
+            </w:pPr>
+            <w:proofErr w:type="gramStart"/>
+            <w:r>
+              <w:rPr>
+                <w:rFonts w:ascii="Times New Roman" w:eastAsia="Times New Roman" w:hAnsi="Times New Roman" w:cs="Times New Roman"/>
+                <w:kern w:val="0"/>
+                <w:szCs w:val="24"/>
+                <w:lang w:eastAsia="en-IN"/>
+                <w14:ligatures w14:val="none"/>
+              </w:rPr>
+              <w:t>O(</w:t>
+            </w:r>
+            <w:proofErr w:type="gramEnd"/>
+            <w:r>
+              <w:rPr>
+                <w:rFonts w:ascii="Times New Roman" w:eastAsia="Times New Roman" w:hAnsi="Times New Roman" w:cs="Times New Roman"/>
+                <w:kern w:val="0"/>
+                <w:szCs w:val="24"/>
+                <w:lang w:eastAsia="en-IN"/>
+                <w14:ligatures w14:val="none"/>
+              </w:rPr>
+              <w:t xml:space="preserve">log n) time, </w:t>
+            </w:r>
+            <w:proofErr w:type="gramStart"/>
+            <w:r>
+              <w:rPr>
+                <w:rFonts w:ascii="Times New Roman" w:eastAsia="Times New Roman" w:hAnsi="Times New Roman" w:cs="Times New Roman"/>
+                <w:kern w:val="0"/>
+                <w:szCs w:val="24"/>
+                <w:lang w:eastAsia="en-IN"/>
+                <w14:ligatures w14:val="none"/>
+              </w:rPr>
+              <w:t>O(</w:t>
+            </w:r>
+            <w:proofErr w:type="gramEnd"/>
+            <w:r>
+              <w:rPr>
+                <w:rFonts w:ascii="Times New Roman" w:eastAsia="Times New Roman" w:hAnsi="Times New Roman" w:cs="Times New Roman"/>
+                <w:kern w:val="0"/>
+                <w:szCs w:val="24"/>
+                <w:lang w:eastAsia="en-IN"/>
+                <w14:ligatures w14:val="none"/>
+              </w:rPr>
+              <w:t>log n) space</w:t>
+            </w:r>
+          </w:p>
+        </w:tc>
+      </w:tr>
+      <w:tr>
+        <w:trPr>
+          <w:tblCellSpacing w:w="15" w:type="dxa"/>
+        </w:trPr>
+        <w:tc>
+          <w:tcPr>
+            <w:tcW w:w="0" w:type="auto"/>
+            <w:vAlign w:val="center"/>
+            <w:hideMark/>
+          </w:tcPr>
+          <w:p>
+            <w:pPr>
+              <w:spacing w:after="0" w:line="240" w:lineRule="auto"/>
+              <w:rPr>
+                <w:rFonts w:ascii="Times New Roman" w:eastAsia="Times New Roman" w:hAnsi="Times New Roman" w:cs="Times New Roman"/>
+                <w:kern w:val="0"/>
+                <w:szCs w:val="24"/>
+                <w:lang w:eastAsia="en-IN"/>
+                <w14:ligatures w14:val="none"/>
+              </w:rPr>
+            </w:pPr>
+            <w:r>
+              <w:rPr>
+                <w:rFonts w:ascii="Times New Roman" w:eastAsia="Times New Roman" w:hAnsi="Times New Roman" w:cs="Times New Roman"/>
+                <w:kern w:val="0"/>
+                <w:szCs w:val="24"/>
+                <w:lang w:eastAsia="en-IN"/>
+                <w14:ligatures w14:val="none"/>
+              </w:rPr>
+              <w:t>Worst-case skewed BST</w:t>
+            </w:r>
+          </w:p>
+        </w:tc>
+        <w:tc>
+          <w:tcPr>
+            <w:tcW w:w="0" w:type="auto"/>
+            <w:vAlign w:val="center"/>
+            <w:hideMark/>
+          </w:tcPr>
+          <w:p>
+            <w:pPr>
+              <w:spacing w:after="0" w:line="240" w:lineRule="auto"/>
+              <w:rPr>
+                <w:rFonts w:ascii="Times New Roman" w:eastAsia="Times New Roman" w:hAnsi="Times New Roman" w:cs="Times New Roman"/>
+                <w:kern w:val="0"/>
+                <w:szCs w:val="24"/>
+                <w:lang w:eastAsia="en-IN"/>
+                <w14:ligatures w14:val="none"/>
+              </w:rPr>
+            </w:pPr>
+            <w:r>
+              <w:rPr>
+                <w:rFonts w:ascii="Times New Roman" w:eastAsia="Times New Roman" w:hAnsi="Times New Roman" w:cs="Times New Roman"/>
+                <w:kern w:val="0"/>
+                <w:szCs w:val="24"/>
+                <w:lang w:eastAsia="en-IN"/>
+                <w14:ligatures w14:val="none"/>
+              </w:rPr>
+              <w:t>O(n) time, O(n) space</w:t>
+            </w:r>
+          </w:p>
+        </w:tc>
+      </w:tr>
+    </w:tbl>
+    <w:p>
+      <w:pPr>
+        <w:spacing w:before="100" w:beforeAutospacing="1" w:after="100" w:afterAutospacing="1" w:line="240" w:lineRule="auto"/>
+        <w:rPr>
+          <w:rFonts w:ascii="Times New Roman" w:eastAsia="Times New Roman" w:hAnsi="Times New Roman" w:cs="Times New Roman"/>
+          <w:kern w:val="0"/>
+          <w:szCs w:val="24"/>
+          <w:lang w:eastAsia="en-IN"/>
+          <w14:ligatures w14:val="none"/>
+        </w:rPr>
+      </w:pPr>
+      <w:r>
+        <w:rPr>
+          <w:rFonts w:ascii="Times New Roman" w:eastAsia="Times New Roman" w:hAnsi="Times New Roman" w:cs="Times New Roman"/>
+          <w:kern w:val="0"/>
+          <w:szCs w:val="24"/>
+          <w:lang w:eastAsia="en-IN"/>
+          <w14:ligatures w14:val="none"/>
+        </w:rPr>
+        <w:t xml:space="preserve">One small point: if you implement the same logic </w:t>
+      </w:r>
+      <w:r>
+        <w:rPr>
+          <w:rFonts w:ascii="Times New Roman" w:eastAsia="Times New Roman" w:hAnsi="Times New Roman" w:cs="Times New Roman"/>
+          <w:b/>
+          <w:bCs/>
+          <w:kern w:val="0"/>
+          <w:szCs w:val="24"/>
+          <w:lang w:eastAsia="en-IN"/>
+          <w14:ligatures w14:val="none"/>
+        </w:rPr>
+        <w:t>iteratively</w:t>
+      </w:r>
+      <w:r>
+        <w:rPr>
+          <w:rFonts w:ascii="Times New Roman" w:eastAsia="Times New Roman" w:hAnsi="Times New Roman" w:cs="Times New Roman"/>
+          <w:kern w:val="0"/>
+          <w:szCs w:val="24"/>
+          <w:lang w:eastAsia="en-IN"/>
+          <w14:ligatures w14:val="none"/>
+        </w:rPr>
+        <w:t xml:space="preserve"> instead of recursively, the space complexity becomes </w:t>
+      </w:r>
+      <w:proofErr w:type="gramStart"/>
+      <w:r>
+        <w:rPr>
+          <w:rFonts w:ascii="Times New Roman" w:eastAsia="Times New Roman" w:hAnsi="Times New Roman" w:cs="Times New Roman"/>
+          <w:b/>
+          <w:bCs/>
+          <w:kern w:val="0"/>
+          <w:szCs w:val="24"/>
+          <w:lang w:eastAsia="en-IN"/>
+          <w14:ligatures w14:val="none"/>
+        </w:rPr>
+        <w:t>O(</w:t>
+      </w:r>
+      <w:proofErr w:type="gramEnd"/>
+      <w:r>
+        <w:rPr>
+          <w:rFonts w:ascii="Times New Roman" w:eastAsia="Times New Roman" w:hAnsi="Times New Roman" w:cs="Times New Roman"/>
+          <w:b/>
+          <w:bCs/>
+          <w:kern w:val="0"/>
+          <w:szCs w:val="24"/>
+          <w:lang w:eastAsia="en-IN"/>
+          <w14:ligatures w14:val="none"/>
+        </w:rPr>
+        <w:t>1)</w:t>
+      </w:r>
+      <w:r>
+        <w:rPr>
+          <w:rFonts w:ascii="Times New Roman" w:eastAsia="Times New Roman" w:hAnsi="Times New Roman" w:cs="Times New Roman"/>
+          <w:kern w:val="0"/>
+          <w:szCs w:val="24"/>
+          <w:lang w:eastAsia="en-IN"/>
+          <w14:ligatures w14:val="none"/>
+        </w:rPr>
+        <w:t>, because you don't need the recursion call stack.</w:t>
       </w:r>
     </w:p>
     <w:p/>
@@ -7060,7 +9562,6 @@
     <w:next w:val="Normal"/>
     <w:link w:val="Heading4Char"/>
     <w:uiPriority w:val="9"/>
-    <w:semiHidden/>
     <w:unhideWhenUsed/>
     <w:qFormat/>
     <w:rsid w:val="00CD47C4"/>
@@ -7258,7 +9759,6 @@
     <w:basedOn w:val="DefaultParagraphFont"/>
     <w:link w:val="Heading4"/>
     <w:uiPriority w:val="9"/>
-    <w:semiHidden/>
     <w:rsid w:val="00CD47C4"/>
     <w:rPr>
       <w:rFonts w:eastAsiaTheme="majorEastAsia" w:cstheme="majorBidi"/>
